--- a/2-periodo/Limite e derivada/ARP-01.docx
+++ b/2-periodo/Limite e derivada/ARP-01.docx
@@ -1,6 +1,6 @@
 
 <file path=word/document.xml><?xml version="1.0" encoding="utf-8"?>
-<w:document xmlns:wpc="http://schemas.microsoft.com/office/word/2010/wordprocessingCanvas" xmlns:cx="http://schemas.microsoft.com/office/drawing/2014/chartex" xmlns:cx1="http://schemas.microsoft.com/office/drawing/2015/9/8/chartex" xmlns:cx2="http://schemas.microsoft.com/office/drawing/2015/10/21/chartex" xmlns:cx3="http://schemas.microsoft.com/office/drawing/2016/5/9/chartex" xmlns:cx4="http://schemas.microsoft.com/office/drawing/2016/5/10/chartex" xmlns:cx5="http://schemas.microsoft.com/office/drawing/2016/5/11/chartex" xmlns:cx6="http://schemas.microsoft.com/office/drawing/2016/5/12/chartex" xmlns:cx7="http://schemas.microsoft.com/office/drawing/2016/5/13/chartex" xmlns:cx8="http://schemas.microsoft.com/office/drawing/2016/5/14/chartex" xmlns:mc="http://schemas.openxmlformats.org/markup-compatibility/2006" xmlns:aink="http://schemas.microsoft.com/office/drawing/2016/ink" xmlns:am3d="http://schemas.microsoft.com/office/drawing/2017/model3d" xmlns:o="urn:schemas-microsoft-com:office:office" xmlns:r="http://schemas.openxmlformats.org/officeDocument/2006/relationships" xmlns:m="http://schemas.openxmlformats.org/officeDocument/2006/math" xmlns:v="urn:schemas-microsoft-com:vml" xmlns:wp14="http://schemas.microsoft.com/office/word/2010/wordprocessingDrawing" xmlns:wp="http://schemas.openxmlformats.org/drawingml/2006/wordprocessingDrawing" xmlns:w10="urn:schemas-microsoft-com:office:word" xmlns:w="http://schemas.openxmlformats.org/wordprocessingml/2006/main" xmlns:w14="http://schemas.microsoft.com/office/word/2010/wordml" xmlns:w15="http://schemas.microsoft.com/office/word/2012/wordml" xmlns:w16cex="http://schemas.microsoft.com/office/word/2018/wordml/cex" xmlns:w16cid="http://schemas.microsoft.com/office/word/2016/wordml/cid" xmlns:w16="http://schemas.microsoft.com/office/word/2018/wordml" xmlns:w16se="http://schemas.microsoft.com/office/word/2015/wordml/symex" xmlns:wpg="http://schemas.microsoft.com/office/word/2010/wordprocessingGroup" xmlns:wpi="http://schemas.microsoft.com/office/word/2010/wordprocessingInk" xmlns:wne="http://schemas.microsoft.com/office/word/2006/wordml" xmlns:wps="http://schemas.microsoft.com/office/word/2010/wordprocessingShape" mc:Ignorable="w14 w15 w16se w16cid w16 w16cex wp14">
+<w:document xmlns:wpc="http://schemas.microsoft.com/office/word/2010/wordprocessingCanvas" xmlns:cx="http://schemas.microsoft.com/office/drawing/2014/chartex" xmlns:cx1="http://schemas.microsoft.com/office/drawing/2015/9/8/chartex" xmlns:cx2="http://schemas.microsoft.com/office/drawing/2015/10/21/chartex" xmlns:cx3="http://schemas.microsoft.com/office/drawing/2016/5/9/chartex" xmlns:cx4="http://schemas.microsoft.com/office/drawing/2016/5/10/chartex" xmlns:cx5="http://schemas.microsoft.com/office/drawing/2016/5/11/chartex" xmlns:cx6="http://schemas.microsoft.com/office/drawing/2016/5/12/chartex" xmlns:cx7="http://schemas.microsoft.com/office/drawing/2016/5/13/chartex" xmlns:cx8="http://schemas.microsoft.com/office/drawing/2016/5/14/chartex" xmlns:mc="http://schemas.openxmlformats.org/markup-compatibility/2006" xmlns:aink="http://schemas.microsoft.com/office/drawing/2016/ink" xmlns:am3d="http://schemas.microsoft.com/office/drawing/2017/model3d" xmlns:o="urn:schemas-microsoft-com:office:office" xmlns:oel="http://schemas.microsoft.com/office/2019/extlst" xmlns:r="http://schemas.openxmlformats.org/officeDocument/2006/relationships" xmlns:m="http://schemas.openxmlformats.org/officeDocument/2006/math" xmlns:v="urn:schemas-microsoft-com:vml" xmlns:wp14="http://schemas.microsoft.com/office/word/2010/wordprocessingDrawing" xmlns:wp="http://schemas.openxmlformats.org/drawingml/2006/wordprocessingDrawing" xmlns:w10="urn:schemas-microsoft-com:office:word" xmlns:w="http://schemas.openxmlformats.org/wordprocessingml/2006/main" xmlns:w14="http://schemas.microsoft.com/office/word/2010/wordml" xmlns:w15="http://schemas.microsoft.com/office/word/2012/wordml" xmlns:w16cex="http://schemas.microsoft.com/office/word/2018/wordml/cex" xmlns:w16cid="http://schemas.microsoft.com/office/word/2016/wordml/cid" xmlns:w16="http://schemas.microsoft.com/office/word/2018/wordml" xmlns:w16sdtdh="http://schemas.microsoft.com/office/word/2020/wordml/sdtdatahash" xmlns:w16se="http://schemas.microsoft.com/office/word/2015/wordml/symex" xmlns:wpg="http://schemas.microsoft.com/office/word/2010/wordprocessingGroup" xmlns:wpi="http://schemas.microsoft.com/office/word/2010/wordprocessingInk" xmlns:wne="http://schemas.microsoft.com/office/word/2006/wordml" xmlns:wps="http://schemas.microsoft.com/office/word/2010/wordprocessingShape" mc:Ignorable="w14 w15 w16se w16cid w16 w16cex w16sdtdh wp14">
   <w:body>
     <w:p>
       <w:pPr>
@@ -209,11 +209,242 @@
         </w:rPr>
         <w:t>ARP</w:t>
       </w:r>
-      <w:bookmarkStart w:id="0" w:name="_GoBack"/>
-      <w:bookmarkEnd w:id="0"/>
     </w:p>
     <w:p/>
+    <w:p>
+      <w:r>
+        <w:t>A parte 1 do seu projeto, que se refere à revisão bibliográfica sobre as funções básicas do Python, é fundamental para estabelecer uma base sólida antes de avançar para a implementação do projeto. Abaixo, você encontrará um esboço que pode ajudar na estruturação desse capítulo.</w:t>
+      </w:r>
+    </w:p>
     <w:p/>
+    <w:p>
+      <w:r>
+        <w:t># Capítulo 1: Revisão Bibliográfica - Funções Básicas do Python</w:t>
+      </w:r>
+    </w:p>
+    <w:p/>
+    <w:p>
+      <w:r>
+        <w:t>## 1. Introdução</w:t>
+      </w:r>
+    </w:p>
+    <w:p/>
+    <w:p>
+      <w:r>
+        <w:t>Neste capítulo, apresentaremos uma revisão bibliográfica das funções básicas do Python, destacando o que é Python, suas características, vantagens e desvantagens. Além disso, abordaremos os principais módulos e funções que serão relevantes para o projeto em questão.</w:t>
+      </w:r>
+    </w:p>
+    <w:p/>
+    <w:p>
+      <w:r>
+        <w:t>## 2. O que é Python?</w:t>
+      </w:r>
+    </w:p>
+    <w:p/>
+    <w:p>
+      <w:r>
+        <w:t xml:space="preserve">Python é uma linguagem de programação de alto nível amplamente utilizada para desenvolvimento de software, análise de dados, aprendizado de máquina, automação e muito mais. Criada por Guido van </w:t>
+      </w:r>
+      <w:proofErr w:type="spellStart"/>
+      <w:r>
+        <w:t>Rossum</w:t>
+      </w:r>
+      <w:proofErr w:type="spellEnd"/>
+      <w:r>
+        <w:t xml:space="preserve"> e lançada pela primeira vez em 1991, Python ganhou popularidade devido à sua simplicidade, clareza e uma grande comunidade de desenvolvedores ativos.</w:t>
+      </w:r>
+    </w:p>
+    <w:p/>
+    <w:p>
+      <w:r>
+        <w:t>## 3. Características de Python</w:t>
+      </w:r>
+    </w:p>
+    <w:p/>
+    <w:p>
+      <w:r>
+        <w:t>- **Legibilidade:** Python é conhecido por seu código legível e limpo, o que facilita a manutenção e colaboração em projetos.</w:t>
+      </w:r>
+    </w:p>
+    <w:p>
+      <w:r>
+        <w:t>- **Ampla Biblioteca Padrão:** Python possui uma extensa biblioteca padrão que oferece uma ampla gama de módulos e funções para realizar tarefas comuns.</w:t>
+      </w:r>
+    </w:p>
+    <w:p>
+      <w:r>
+        <w:lastRenderedPageBreak/>
+        <w:t xml:space="preserve">- **Multiplataforma:** Python é compatível com várias plataformas, incluindo Windows, </w:t>
+      </w:r>
+      <w:proofErr w:type="spellStart"/>
+      <w:r>
+        <w:t>macOS</w:t>
+      </w:r>
+      <w:proofErr w:type="spellEnd"/>
+      <w:r>
+        <w:t xml:space="preserve"> e Linux.</w:t>
+      </w:r>
+    </w:p>
+    <w:p>
+      <w:r>
+        <w:t>- **Linguagem Interpretada:** Python é uma linguagem interpretada, o que significa que não é necessário compilar o código antes de executá-lo.</w:t>
+      </w:r>
+    </w:p>
+    <w:p>
+      <w:r>
+        <w:t>- **Comunidade Ativa:** A comunidade Python é vasta e ativa, oferecendo suporte constante e contribuindo com bibliotecas e frameworks.</w:t>
+      </w:r>
+    </w:p>
+    <w:p/>
+    <w:p>
+      <w:r>
+        <w:t>## 4. Vantagens e Desvantagens de Python</w:t>
+      </w:r>
+    </w:p>
+    <w:p/>
+    <w:p>
+      <w:r>
+        <w:t>### Vantagens:</w:t>
+      </w:r>
+    </w:p>
+    <w:p>
+      <w:r>
+        <w:t>- **Facilidade de Aprendizado:** Python é considerado uma das linguagens mais fáceis de aprender para iniciantes.</w:t>
+      </w:r>
+    </w:p>
+    <w:p>
+      <w:r>
+        <w:t>- **Produtividade Elevada:** A simplicidade da linguagem permite que os desenvolvedores escrevam código mais rapidamente.</w:t>
+      </w:r>
+    </w:p>
+    <w:p>
+      <w:r>
+        <w:t>- **Ampla Comunidade e Suporte:** A comunidade Python é robusta, com muitos recursos e suporte disponíveis online.</w:t>
+      </w:r>
+    </w:p>
+    <w:p>
+      <w:r>
+        <w:t>- **Versatilidade:** Python pode ser usado em uma variedade de aplicações, desde desenvolvimento web até análise de dados e aprendizado de máquina.</w:t>
+      </w:r>
+    </w:p>
+    <w:p/>
+    <w:p>
+      <w:r>
+        <w:t>### Desvantagens:</w:t>
+      </w:r>
+    </w:p>
+    <w:p>
+      <w:r>
+        <w:t>- **Desempenho Relativo:** Python pode ser mais lento que linguagens de baixo nível em determinadas situações.</w:t>
+      </w:r>
+    </w:p>
+    <w:p>
+      <w:r>
+        <w:t>- **Gestão de Memória Limitada:** Python lida com a gestão de memória automaticamente, o que pode ser uma desvantagem em certos casos de aplicação crítica.</w:t>
+      </w:r>
+    </w:p>
+    <w:p/>
+    <w:p>
+      <w:r>
+        <w:t>## 5. Principais Funções e Módulos em Python</w:t>
+      </w:r>
+    </w:p>
+    <w:p/>
+    <w:p>
+      <w:r>
+        <w:t>Aqui, destacaremos algumas das principais funções e módulos em Python que serão relevantes para o projeto em questão. É importante mencionar que essa lista pode variar dependendo do contexto do seu projeto.</w:t>
+      </w:r>
+    </w:p>
+    <w:p/>
+    <w:p>
+      <w:r>
+        <w:t>- **`input()` e `print()`:** Funções básicas para entrada e saída de dados.</w:t>
+      </w:r>
+    </w:p>
+    <w:p>
+      <w:r>
+        <w:t>- **`</w:t>
+      </w:r>
+      <w:proofErr w:type="spellStart"/>
+      <w:r>
+        <w:t>math</w:t>
+      </w:r>
+      <w:proofErr w:type="spellEnd"/>
+      <w:r>
+        <w:t>`**: Módulo para operações matemáticas avançadas.</w:t>
+      </w:r>
+    </w:p>
+    <w:p>
+      <w:r>
+        <w:lastRenderedPageBreak/>
+        <w:t>- **`</w:t>
+      </w:r>
+      <w:proofErr w:type="spellStart"/>
+      <w:r>
+        <w:t>numpy</w:t>
+      </w:r>
+      <w:proofErr w:type="spellEnd"/>
+      <w:r>
+        <w:t xml:space="preserve">`**: Biblioteca para computação científica e manipulação de </w:t>
+      </w:r>
+      <w:proofErr w:type="spellStart"/>
+      <w:r>
+        <w:t>arrays</w:t>
+      </w:r>
+      <w:proofErr w:type="spellEnd"/>
+      <w:r>
+        <w:t xml:space="preserve"> multidimensionais.</w:t>
+      </w:r>
+    </w:p>
+    <w:p>
+      <w:r>
+        <w:t>- **`</w:t>
+      </w:r>
+      <w:proofErr w:type="spellStart"/>
+      <w:r>
+        <w:t>matplotlib</w:t>
+      </w:r>
+      <w:proofErr w:type="spellEnd"/>
+      <w:r>
+        <w:t>`**: Biblioteca para criação de gráficos e visualização de dados.</w:t>
+      </w:r>
+    </w:p>
+    <w:p>
+      <w:r>
+        <w:t>- **`</w:t>
+      </w:r>
+      <w:proofErr w:type="spellStart"/>
+      <w:r>
+        <w:t>sympy</w:t>
+      </w:r>
+      <w:proofErr w:type="spellEnd"/>
+      <w:r>
+        <w:t>`**: Biblioteca para matemática simbólica.</w:t>
+      </w:r>
+    </w:p>
+    <w:p>
+      <w:r>
+        <w:t>- **Outros módulos relevantes para o projeto.**</w:t>
+      </w:r>
+    </w:p>
+    <w:p/>
+    <w:p>
+      <w:r>
+        <w:t>## 6. Conclusão</w:t>
+      </w:r>
+    </w:p>
+    <w:p/>
+    <w:p>
+      <w:r>
+        <w:t>Neste capítulo, exploramos os conceitos fundamentais do Python, suas características, vantagens e desvantagens, bem como alguns dos principais módulos e funções que serão utilizados no projeto. Com essa base estabelecida, estamos preparados para avançar para a próxima fase do projeto.</w:t>
+      </w:r>
+    </w:p>
+    <w:p/>
+    <w:p>
+      <w:r>
+        <w:t>Lembre-se de citar adequadamente as fontes utilizadas de acordo com as normas da ABNT para garantir a integridade acadêmica do seu trabalho.</w:t>
+      </w:r>
+    </w:p>
     <w:sectPr>
       <w:headerReference w:type="default" r:id="rId7"/>
       <w:pgSz w:w="11906" w:h="16838"/>
@@ -226,7 +457,7 @@
 </file>
 
 <file path=word/endnotes.xml><?xml version="1.0" encoding="utf-8"?>
-<w:endnotes xmlns:wpc="http://schemas.microsoft.com/office/word/2010/wordprocessingCanvas" xmlns:cx="http://schemas.microsoft.com/office/drawing/2014/chartex" xmlns:cx1="http://schemas.microsoft.com/office/drawing/2015/9/8/chartex" xmlns:cx2="http://schemas.microsoft.com/office/drawing/2015/10/21/chartex" xmlns:cx3="http://schemas.microsoft.com/office/drawing/2016/5/9/chartex" xmlns:cx4="http://schemas.microsoft.com/office/drawing/2016/5/10/chartex" xmlns:cx5="http://schemas.microsoft.com/office/drawing/2016/5/11/chartex" xmlns:cx6="http://schemas.microsoft.com/office/drawing/2016/5/12/chartex" xmlns:cx7="http://schemas.microsoft.com/office/drawing/2016/5/13/chartex" xmlns:cx8="http://schemas.microsoft.com/office/drawing/2016/5/14/chartex" xmlns:mc="http://schemas.openxmlformats.org/markup-compatibility/2006" xmlns:aink="http://schemas.microsoft.com/office/drawing/2016/ink" xmlns:am3d="http://schemas.microsoft.com/office/drawing/2017/model3d" xmlns:o="urn:schemas-microsoft-com:office:office" xmlns:r="http://schemas.openxmlformats.org/officeDocument/2006/relationships" xmlns:m="http://schemas.openxmlformats.org/officeDocument/2006/math" xmlns:v="urn:schemas-microsoft-com:vml" xmlns:wp14="http://schemas.microsoft.com/office/word/2010/wordprocessingDrawing" xmlns:wp="http://schemas.openxmlformats.org/drawingml/2006/wordprocessingDrawing" xmlns:w10="urn:schemas-microsoft-com:office:word" xmlns:w="http://schemas.openxmlformats.org/wordprocessingml/2006/main" xmlns:w14="http://schemas.microsoft.com/office/word/2010/wordml" xmlns:w15="http://schemas.microsoft.com/office/word/2012/wordml" xmlns:w16cex="http://schemas.microsoft.com/office/word/2018/wordml/cex" xmlns:w16cid="http://schemas.microsoft.com/office/word/2016/wordml/cid" xmlns:w16="http://schemas.microsoft.com/office/word/2018/wordml" xmlns:w16se="http://schemas.microsoft.com/office/word/2015/wordml/symex" xmlns:wpg="http://schemas.microsoft.com/office/word/2010/wordprocessingGroup" xmlns:wpi="http://schemas.microsoft.com/office/word/2010/wordprocessingInk" xmlns:wne="http://schemas.microsoft.com/office/word/2006/wordml" xmlns:wps="http://schemas.microsoft.com/office/word/2010/wordprocessingShape" mc:Ignorable="w14 w15 w16se w16cid w16 w16cex wp14">
+<w:endnotes xmlns:wpc="http://schemas.microsoft.com/office/word/2010/wordprocessingCanvas" xmlns:cx="http://schemas.microsoft.com/office/drawing/2014/chartex" xmlns:cx1="http://schemas.microsoft.com/office/drawing/2015/9/8/chartex" xmlns:cx2="http://schemas.microsoft.com/office/drawing/2015/10/21/chartex" xmlns:cx3="http://schemas.microsoft.com/office/drawing/2016/5/9/chartex" xmlns:cx4="http://schemas.microsoft.com/office/drawing/2016/5/10/chartex" xmlns:cx5="http://schemas.microsoft.com/office/drawing/2016/5/11/chartex" xmlns:cx6="http://schemas.microsoft.com/office/drawing/2016/5/12/chartex" xmlns:cx7="http://schemas.microsoft.com/office/drawing/2016/5/13/chartex" xmlns:cx8="http://schemas.microsoft.com/office/drawing/2016/5/14/chartex" xmlns:mc="http://schemas.openxmlformats.org/markup-compatibility/2006" xmlns:aink="http://schemas.microsoft.com/office/drawing/2016/ink" xmlns:am3d="http://schemas.microsoft.com/office/drawing/2017/model3d" xmlns:o="urn:schemas-microsoft-com:office:office" xmlns:oel="http://schemas.microsoft.com/office/2019/extlst" xmlns:r="http://schemas.openxmlformats.org/officeDocument/2006/relationships" xmlns:m="http://schemas.openxmlformats.org/officeDocument/2006/math" xmlns:v="urn:schemas-microsoft-com:vml" xmlns:wp14="http://schemas.microsoft.com/office/word/2010/wordprocessingDrawing" xmlns:wp="http://schemas.openxmlformats.org/drawingml/2006/wordprocessingDrawing" xmlns:w10="urn:schemas-microsoft-com:office:word" xmlns:w="http://schemas.openxmlformats.org/wordprocessingml/2006/main" xmlns:w14="http://schemas.microsoft.com/office/word/2010/wordml" xmlns:w15="http://schemas.microsoft.com/office/word/2012/wordml" xmlns:w16cex="http://schemas.microsoft.com/office/word/2018/wordml/cex" xmlns:w16cid="http://schemas.microsoft.com/office/word/2016/wordml/cid" xmlns:w16="http://schemas.microsoft.com/office/word/2018/wordml" xmlns:w16sdtdh="http://schemas.microsoft.com/office/word/2020/wordml/sdtdatahash" xmlns:w16se="http://schemas.microsoft.com/office/word/2015/wordml/symex" xmlns:wpg="http://schemas.microsoft.com/office/word/2010/wordprocessingGroup" xmlns:wpi="http://schemas.microsoft.com/office/word/2010/wordprocessingInk" xmlns:wne="http://schemas.microsoft.com/office/word/2006/wordml" xmlns:wps="http://schemas.microsoft.com/office/word/2010/wordprocessingShape" mc:Ignorable="w14 w15 w16se w16cid w16 w16cex w16sdtdh wp14">
   <w:endnote w:type="separator" w:id="-1">
     <w:p>
       <w:pPr>
@@ -251,7 +482,7 @@
 </file>
 
 <file path=word/footnotes.xml><?xml version="1.0" encoding="utf-8"?>
-<w:footnotes xmlns:wpc="http://schemas.microsoft.com/office/word/2010/wordprocessingCanvas" xmlns:cx="http://schemas.microsoft.com/office/drawing/2014/chartex" xmlns:cx1="http://schemas.microsoft.com/office/drawing/2015/9/8/chartex" xmlns:cx2="http://schemas.microsoft.com/office/drawing/2015/10/21/chartex" xmlns:cx3="http://schemas.microsoft.com/office/drawing/2016/5/9/chartex" xmlns:cx4="http://schemas.microsoft.com/office/drawing/2016/5/10/chartex" xmlns:cx5="http://schemas.microsoft.com/office/drawing/2016/5/11/chartex" xmlns:cx6="http://schemas.microsoft.com/office/drawing/2016/5/12/chartex" xmlns:cx7="http://schemas.microsoft.com/office/drawing/2016/5/13/chartex" xmlns:cx8="http://schemas.microsoft.com/office/drawing/2016/5/14/chartex" xmlns:mc="http://schemas.openxmlformats.org/markup-compatibility/2006" xmlns:aink="http://schemas.microsoft.com/office/drawing/2016/ink" xmlns:am3d="http://schemas.microsoft.com/office/drawing/2017/model3d" xmlns:o="urn:schemas-microsoft-com:office:office" xmlns:r="http://schemas.openxmlformats.org/officeDocument/2006/relationships" xmlns:m="http://schemas.openxmlformats.org/officeDocument/2006/math" xmlns:v="urn:schemas-microsoft-com:vml" xmlns:wp14="http://schemas.microsoft.com/office/word/2010/wordprocessingDrawing" xmlns:wp="http://schemas.openxmlformats.org/drawingml/2006/wordprocessingDrawing" xmlns:w10="urn:schemas-microsoft-com:office:word" xmlns:w="http://schemas.openxmlformats.org/wordprocessingml/2006/main" xmlns:w14="http://schemas.microsoft.com/office/word/2010/wordml" xmlns:w15="http://schemas.microsoft.com/office/word/2012/wordml" xmlns:w16cex="http://schemas.microsoft.com/office/word/2018/wordml/cex" xmlns:w16cid="http://schemas.microsoft.com/office/word/2016/wordml/cid" xmlns:w16="http://schemas.microsoft.com/office/word/2018/wordml" xmlns:w16se="http://schemas.microsoft.com/office/word/2015/wordml/symex" xmlns:wpg="http://schemas.microsoft.com/office/word/2010/wordprocessingGroup" xmlns:wpi="http://schemas.microsoft.com/office/word/2010/wordprocessingInk" xmlns:wne="http://schemas.microsoft.com/office/word/2006/wordml" xmlns:wps="http://schemas.microsoft.com/office/word/2010/wordprocessingShape" mc:Ignorable="w14 w15 w16se w16cid w16 w16cex wp14">
+<w:footnotes xmlns:wpc="http://schemas.microsoft.com/office/word/2010/wordprocessingCanvas" xmlns:cx="http://schemas.microsoft.com/office/drawing/2014/chartex" xmlns:cx1="http://schemas.microsoft.com/office/drawing/2015/9/8/chartex" xmlns:cx2="http://schemas.microsoft.com/office/drawing/2015/10/21/chartex" xmlns:cx3="http://schemas.microsoft.com/office/drawing/2016/5/9/chartex" xmlns:cx4="http://schemas.microsoft.com/office/drawing/2016/5/10/chartex" xmlns:cx5="http://schemas.microsoft.com/office/drawing/2016/5/11/chartex" xmlns:cx6="http://schemas.microsoft.com/office/drawing/2016/5/12/chartex" xmlns:cx7="http://schemas.microsoft.com/office/drawing/2016/5/13/chartex" xmlns:cx8="http://schemas.microsoft.com/office/drawing/2016/5/14/chartex" xmlns:mc="http://schemas.openxmlformats.org/markup-compatibility/2006" xmlns:aink="http://schemas.microsoft.com/office/drawing/2016/ink" xmlns:am3d="http://schemas.microsoft.com/office/drawing/2017/model3d" xmlns:o="urn:schemas-microsoft-com:office:office" xmlns:oel="http://schemas.microsoft.com/office/2019/extlst" xmlns:r="http://schemas.openxmlformats.org/officeDocument/2006/relationships" xmlns:m="http://schemas.openxmlformats.org/officeDocument/2006/math" xmlns:v="urn:schemas-microsoft-com:vml" xmlns:wp14="http://schemas.microsoft.com/office/word/2010/wordprocessingDrawing" xmlns:wp="http://schemas.openxmlformats.org/drawingml/2006/wordprocessingDrawing" xmlns:w10="urn:schemas-microsoft-com:office:word" xmlns:w="http://schemas.openxmlformats.org/wordprocessingml/2006/main" xmlns:w14="http://schemas.microsoft.com/office/word/2010/wordml" xmlns:w15="http://schemas.microsoft.com/office/word/2012/wordml" xmlns:w16cex="http://schemas.microsoft.com/office/word/2018/wordml/cex" xmlns:w16cid="http://schemas.microsoft.com/office/word/2016/wordml/cid" xmlns:w16="http://schemas.microsoft.com/office/word/2018/wordml" xmlns:w16sdtdh="http://schemas.microsoft.com/office/word/2020/wordml/sdtdatahash" xmlns:w16se="http://schemas.microsoft.com/office/word/2015/wordml/symex" xmlns:wpg="http://schemas.microsoft.com/office/word/2010/wordprocessingGroup" xmlns:wpi="http://schemas.microsoft.com/office/word/2010/wordprocessingInk" xmlns:wne="http://schemas.microsoft.com/office/word/2006/wordml" xmlns:wps="http://schemas.microsoft.com/office/word/2010/wordprocessingShape" mc:Ignorable="w14 w15 w16se w16cid w16 w16cex w16sdtdh wp14">
   <w:footnote w:type="separator" w:id="-1">
     <w:p>
       <w:pPr>
@@ -276,7 +507,7 @@
 </file>
 
 <file path=word/header1.xml><?xml version="1.0" encoding="utf-8"?>
-<w:hdr xmlns:wpc="http://schemas.microsoft.com/office/word/2010/wordprocessingCanvas" xmlns:cx="http://schemas.microsoft.com/office/drawing/2014/chartex" xmlns:cx1="http://schemas.microsoft.com/office/drawing/2015/9/8/chartex" xmlns:cx2="http://schemas.microsoft.com/office/drawing/2015/10/21/chartex" xmlns:cx3="http://schemas.microsoft.com/office/drawing/2016/5/9/chartex" xmlns:cx4="http://schemas.microsoft.com/office/drawing/2016/5/10/chartex" xmlns:cx5="http://schemas.microsoft.com/office/drawing/2016/5/11/chartex" xmlns:cx6="http://schemas.microsoft.com/office/drawing/2016/5/12/chartex" xmlns:cx7="http://schemas.microsoft.com/office/drawing/2016/5/13/chartex" xmlns:cx8="http://schemas.microsoft.com/office/drawing/2016/5/14/chartex" xmlns:mc="http://schemas.openxmlformats.org/markup-compatibility/2006" xmlns:aink="http://schemas.microsoft.com/office/drawing/2016/ink" xmlns:am3d="http://schemas.microsoft.com/office/drawing/2017/model3d" xmlns:o="urn:schemas-microsoft-com:office:office" xmlns:r="http://schemas.openxmlformats.org/officeDocument/2006/relationships" xmlns:m="http://schemas.openxmlformats.org/officeDocument/2006/math" xmlns:v="urn:schemas-microsoft-com:vml" xmlns:wp14="http://schemas.microsoft.com/office/word/2010/wordprocessingDrawing" xmlns:wp="http://schemas.openxmlformats.org/drawingml/2006/wordprocessingDrawing" xmlns:w10="urn:schemas-microsoft-com:office:word" xmlns:w="http://schemas.openxmlformats.org/wordprocessingml/2006/main" xmlns:w14="http://schemas.microsoft.com/office/word/2010/wordml" xmlns:w15="http://schemas.microsoft.com/office/word/2012/wordml" xmlns:w16cex="http://schemas.microsoft.com/office/word/2018/wordml/cex" xmlns:w16cid="http://schemas.microsoft.com/office/word/2016/wordml/cid" xmlns:w16="http://schemas.microsoft.com/office/word/2018/wordml" xmlns:w16se="http://schemas.microsoft.com/office/word/2015/wordml/symex" xmlns:wpg="http://schemas.microsoft.com/office/word/2010/wordprocessingGroup" xmlns:wpi="http://schemas.microsoft.com/office/word/2010/wordprocessingInk" xmlns:wne="http://schemas.microsoft.com/office/word/2006/wordml" xmlns:wps="http://schemas.microsoft.com/office/word/2010/wordprocessingShape" mc:Ignorable="w14 w15 w16se w16cid w16 w16cex wp14">
+<w:hdr xmlns:wpc="http://schemas.microsoft.com/office/word/2010/wordprocessingCanvas" xmlns:cx="http://schemas.microsoft.com/office/drawing/2014/chartex" xmlns:cx1="http://schemas.microsoft.com/office/drawing/2015/9/8/chartex" xmlns:cx2="http://schemas.microsoft.com/office/drawing/2015/10/21/chartex" xmlns:cx3="http://schemas.microsoft.com/office/drawing/2016/5/9/chartex" xmlns:cx4="http://schemas.microsoft.com/office/drawing/2016/5/10/chartex" xmlns:cx5="http://schemas.microsoft.com/office/drawing/2016/5/11/chartex" xmlns:cx6="http://schemas.microsoft.com/office/drawing/2016/5/12/chartex" xmlns:cx7="http://schemas.microsoft.com/office/drawing/2016/5/13/chartex" xmlns:cx8="http://schemas.microsoft.com/office/drawing/2016/5/14/chartex" xmlns:mc="http://schemas.openxmlformats.org/markup-compatibility/2006" xmlns:aink="http://schemas.microsoft.com/office/drawing/2016/ink" xmlns:am3d="http://schemas.microsoft.com/office/drawing/2017/model3d" xmlns:o="urn:schemas-microsoft-com:office:office" xmlns:oel="http://schemas.microsoft.com/office/2019/extlst" xmlns:r="http://schemas.openxmlformats.org/officeDocument/2006/relationships" xmlns:m="http://schemas.openxmlformats.org/officeDocument/2006/math" xmlns:v="urn:schemas-microsoft-com:vml" xmlns:wp14="http://schemas.microsoft.com/office/word/2010/wordprocessingDrawing" xmlns:wp="http://schemas.openxmlformats.org/drawingml/2006/wordprocessingDrawing" xmlns:w10="urn:schemas-microsoft-com:office:word" xmlns:w="http://schemas.openxmlformats.org/wordprocessingml/2006/main" xmlns:w14="http://schemas.microsoft.com/office/word/2010/wordml" xmlns:w15="http://schemas.microsoft.com/office/word/2012/wordml" xmlns:w16cex="http://schemas.microsoft.com/office/word/2018/wordml/cex" xmlns:w16cid="http://schemas.microsoft.com/office/word/2016/wordml/cid" xmlns:w16="http://schemas.microsoft.com/office/word/2018/wordml" xmlns:w16sdtdh="http://schemas.microsoft.com/office/word/2020/wordml/sdtdatahash" xmlns:w16se="http://schemas.microsoft.com/office/word/2015/wordml/symex" xmlns:wpg="http://schemas.microsoft.com/office/word/2010/wordprocessingGroup" xmlns:wpi="http://schemas.microsoft.com/office/word/2010/wordprocessingInk" xmlns:wne="http://schemas.microsoft.com/office/word/2006/wordml" xmlns:wps="http://schemas.microsoft.com/office/word/2010/wordprocessingShape" mc:Ignorable="w14 w15 w16se w16cid w16 w16cex w16sdtdh wp14">
   <w:p>
     <w:pPr>
       <w:pStyle w:val="Cabealho"/>
@@ -358,7 +589,7 @@
 </file>
 
 <file path=word/styles.xml><?xml version="1.0" encoding="utf-8"?>
-<w:styles xmlns:mc="http://schemas.openxmlformats.org/markup-compatibility/2006" xmlns:r="http://schemas.openxmlformats.org/officeDocument/2006/relationships" xmlns:w="http://schemas.openxmlformats.org/wordprocessingml/2006/main" xmlns:w14="http://schemas.microsoft.com/office/word/2010/wordml" xmlns:w15="http://schemas.microsoft.com/office/word/2012/wordml" xmlns:w16cex="http://schemas.microsoft.com/office/word/2018/wordml/cex" xmlns:w16cid="http://schemas.microsoft.com/office/word/2016/wordml/cid" xmlns:w16="http://schemas.microsoft.com/office/word/2018/wordml" xmlns:w16se="http://schemas.microsoft.com/office/word/2015/wordml/symex" mc:Ignorable="w14 w15 w16se w16cid w16 w16cex">
+<w:styles xmlns:mc="http://schemas.openxmlformats.org/markup-compatibility/2006" xmlns:r="http://schemas.openxmlformats.org/officeDocument/2006/relationships" xmlns:w="http://schemas.openxmlformats.org/wordprocessingml/2006/main" xmlns:w14="http://schemas.microsoft.com/office/word/2010/wordml" xmlns:w15="http://schemas.microsoft.com/office/word/2012/wordml" xmlns:w16cex="http://schemas.microsoft.com/office/word/2018/wordml/cex" xmlns:w16cid="http://schemas.microsoft.com/office/word/2016/wordml/cid" xmlns:w16="http://schemas.microsoft.com/office/word/2018/wordml" xmlns:w16sdtdh="http://schemas.microsoft.com/office/word/2020/wordml/sdtdatahash" xmlns:w16se="http://schemas.microsoft.com/office/word/2015/wordml/symex" mc:Ignorable="w14 w15 w16se w16cid w16 w16cex w16sdtdh">
   <w:docDefaults>
     <w:rPrDefault>
       <w:rPr>

--- a/2-periodo/Limite e derivada/ARP-01.docx
+++ b/2-periodo/Limite e derivada/ARP-01.docx
@@ -207,246 +207,978 @@
           <w:sz w:val="28"/>
           <w:szCs w:val="28"/>
         </w:rPr>
-        <w:t>ARP</w:t>
+        <w:t>Revisão</w:t>
+      </w:r>
+      <w:r>
+        <w:rPr>
+          <w:b/>
+          <w:bCs/>
+        </w:rPr>
+        <w:t xml:space="preserve"> </w:t>
+      </w:r>
+      <w:r>
+        <w:rPr>
+          <w:rFonts w:ascii="Times New Roman" w:hAnsi="Times New Roman" w:cs="Times New Roman"/>
+          <w:b/>
+          <w:bCs/>
+          <w:sz w:val="28"/>
+          <w:szCs w:val="28"/>
+        </w:rPr>
+        <w:t>Bibliográfica</w:t>
       </w:r>
     </w:p>
     <w:p/>
     <w:p>
-      <w:r>
-        <w:t>A parte 1 do seu projeto, que se refere à revisão bibliográfica sobre as funções básicas do Python, é fundamental para estabelecer uma base sólida antes de avançar para a implementação do projeto. Abaixo, você encontrará um esboço que pode ajudar na estruturação desse capítulo.</w:t>
+      <w:pPr>
+        <w:rPr>
+          <w:b/>
+          <w:bCs/>
+        </w:rPr>
+      </w:pPr>
+      <w:r>
+        <w:rPr>
+          <w:b/>
+          <w:bCs/>
+        </w:rPr>
+        <w:t>1. Introdução</w:t>
+      </w:r>
+      <w:r>
+        <w:rPr>
+          <w:b/>
+          <w:bCs/>
+        </w:rPr>
+        <w:t xml:space="preserve"> </w:t>
+      </w:r>
+    </w:p>
+    <w:p>
+      <w:r>
+        <w:t xml:space="preserve">   </w:t>
+      </w:r>
+      <w:r>
+        <w:t xml:space="preserve">Neste </w:t>
+      </w:r>
+      <w:r>
+        <w:t>resumo</w:t>
+      </w:r>
+      <w:r>
+        <w:t xml:space="preserve">, apresentaremos uma revisão bibliográfica das funções básicas do Python, destacando o que é Python, suas características, vantagens e desvantagens. Além disso, abordaremos os principais módulos e funções que serão relevantes para o </w:t>
+      </w:r>
+      <w:r>
+        <w:t>nosso projeto apresentado</w:t>
+      </w:r>
+      <w:r>
+        <w:t>.</w:t>
       </w:r>
     </w:p>
     <w:p/>
     <w:p>
-      <w:r>
-        <w:t># Capítulo 1: Revisão Bibliográfica - Funções Básicas do Python</w:t>
+      <w:pPr>
+        <w:rPr>
+          <w:b/>
+          <w:bCs/>
+        </w:rPr>
+      </w:pPr>
+      <w:r>
+        <w:rPr>
+          <w:b/>
+          <w:bCs/>
+        </w:rPr>
+        <w:t>2. O que é Python?</w:t>
+      </w:r>
+    </w:p>
+    <w:p>
+      <w:pPr>
+        <w:rPr>
+          <w:rFonts w:cstheme="minorHAnsi"/>
+        </w:rPr>
+      </w:pPr>
+      <w:r>
+        <w:rPr>
+          <w:rFonts w:cstheme="minorHAnsi"/>
+        </w:rPr>
+        <w:t xml:space="preserve">   </w:t>
+      </w:r>
+      <w:r>
+        <w:rPr>
+          <w:rFonts w:cstheme="minorHAnsi"/>
+        </w:rPr>
+        <w:t xml:space="preserve">O Python é uma linguagem de programação </w:t>
+      </w:r>
+      <w:r>
+        <w:t xml:space="preserve">de alto nível </w:t>
+      </w:r>
+      <w:r>
+        <w:rPr>
+          <w:rFonts w:cstheme="minorHAnsi"/>
+        </w:rPr>
+        <w:t xml:space="preserve">amplamente usada em aplicações da Web, desenvolvimento de software, ciência de dados e </w:t>
+      </w:r>
+      <w:proofErr w:type="spellStart"/>
+      <w:r>
+        <w:rPr>
+          <w:rFonts w:cstheme="minorHAnsi"/>
+        </w:rPr>
+        <w:t>machine</w:t>
+      </w:r>
+      <w:proofErr w:type="spellEnd"/>
+      <w:r>
+        <w:rPr>
+          <w:rFonts w:cstheme="minorHAnsi"/>
+        </w:rPr>
+        <w:t xml:space="preserve"> </w:t>
+      </w:r>
+      <w:proofErr w:type="spellStart"/>
+      <w:r>
+        <w:rPr>
+          <w:rFonts w:cstheme="minorHAnsi"/>
+        </w:rPr>
+        <w:t>learning</w:t>
+      </w:r>
+      <w:proofErr w:type="spellEnd"/>
+      <w:r>
+        <w:rPr>
+          <w:rFonts w:cstheme="minorHAnsi"/>
+        </w:rPr>
+        <w:t xml:space="preserve"> (ML). Os desenvolvedores usam o Python porque é eficiente e fácil de aprender e pode ser executada em muitas plataformas diferentes. </w:t>
+      </w:r>
+    </w:p>
+    <w:p>
+      <w:r>
+        <w:rPr>
+          <w:rFonts w:cstheme="minorHAnsi"/>
+        </w:rPr>
+        <w:t xml:space="preserve">   </w:t>
+      </w:r>
+      <w:r>
+        <w:t xml:space="preserve">Criada por Guido van </w:t>
+      </w:r>
+      <w:proofErr w:type="spellStart"/>
+      <w:r>
+        <w:t>Rossum</w:t>
+      </w:r>
+      <w:proofErr w:type="spellEnd"/>
+      <w:r>
+        <w:t xml:space="preserve"> e lançada pela primeira vez em 1991, Python ganhou popularidade devido à sua simplicidade, clareza e uma grande comunidade de desenvolvedores ativos.</w:t>
+      </w:r>
+      <w:r>
+        <w:t xml:space="preserve"> </w:t>
+      </w:r>
+      <w:r>
+        <w:rPr>
+          <w:rFonts w:cstheme="minorHAnsi"/>
+        </w:rPr>
+        <w:t>O software Python pode ser baixado gratuitamente, integra-se bem a todos os tipos de sistema e agiliza o desenvolvimento.</w:t>
+      </w:r>
+      <w:r>
+        <w:rPr>
+          <w:rFonts w:cstheme="minorHAnsi"/>
+        </w:rPr>
+        <w:t xml:space="preserve"> </w:t>
       </w:r>
     </w:p>
     <w:p/>
     <w:p>
-      <w:r>
-        <w:t>## 1. Introdução</w:t>
+      <w:pPr>
+        <w:rPr>
+          <w:b/>
+          <w:bCs/>
+        </w:rPr>
+      </w:pPr>
+      <w:r>
+        <w:rPr>
+          <w:b/>
+          <w:bCs/>
+        </w:rPr>
+        <w:t>3. Características de Python</w:t>
+      </w:r>
+    </w:p>
+    <w:p>
+      <w:pPr>
+        <w:pStyle w:val="PargrafodaLista"/>
+        <w:numPr>
+          <w:ilvl w:val="0"/>
+          <w:numId w:val="2"/>
+        </w:numPr>
+      </w:pPr>
+      <w:r>
+        <w:t>Legibilidade:</w:t>
+      </w:r>
+      <w:r>
+        <w:t xml:space="preserve"> </w:t>
+      </w:r>
+      <w:r>
+        <w:t xml:space="preserve"> Python é conhecido por seu código legível e limpo, o que facilita a manutenção e colaboração em projetos.</w:t>
+      </w:r>
+    </w:p>
+    <w:p>
+      <w:pPr>
+        <w:pStyle w:val="PargrafodaLista"/>
+        <w:numPr>
+          <w:ilvl w:val="0"/>
+          <w:numId w:val="2"/>
+        </w:numPr>
+      </w:pPr>
+      <w:r>
+        <w:t>Ampla Biblioteca Padrão: Python possui uma extensa biblioteca padrão que oferece uma ampla gama de módulos e funções para realizar tarefas comuns.</w:t>
+      </w:r>
+    </w:p>
+    <w:p>
+      <w:pPr>
+        <w:pStyle w:val="PargrafodaLista"/>
+        <w:numPr>
+          <w:ilvl w:val="0"/>
+          <w:numId w:val="2"/>
+        </w:numPr>
+      </w:pPr>
+      <w:r>
+        <w:t xml:space="preserve">Multiplataforma: Python é compatível com várias plataformas, incluindo Windows, </w:t>
+      </w:r>
+      <w:proofErr w:type="spellStart"/>
+      <w:r>
+        <w:t>macOS</w:t>
+      </w:r>
+      <w:proofErr w:type="spellEnd"/>
+      <w:r>
+        <w:t xml:space="preserve"> e Linux.</w:t>
+      </w:r>
+    </w:p>
+    <w:p>
+      <w:pPr>
+        <w:pStyle w:val="PargrafodaLista"/>
+        <w:numPr>
+          <w:ilvl w:val="0"/>
+          <w:numId w:val="2"/>
+        </w:numPr>
+      </w:pPr>
+      <w:r>
+        <w:t>Linguagem Interpretada: Python é uma linguagem interpretada, o que significa que não é necessário compilar o código antes de executá-lo.</w:t>
+      </w:r>
+    </w:p>
+    <w:p>
+      <w:pPr>
+        <w:pStyle w:val="PargrafodaLista"/>
+        <w:numPr>
+          <w:ilvl w:val="0"/>
+          <w:numId w:val="2"/>
+        </w:numPr>
+      </w:pPr>
+      <w:r>
+        <w:t>Comunidade Ativa: A comunidade Python é vasta e ativa, oferecendo suporte constante e contribuindo com bibliotecas e frameworks.</w:t>
       </w:r>
     </w:p>
     <w:p/>
-    <w:p>
-      <w:r>
-        <w:t>Neste capítulo, apresentaremos uma revisão bibliográfica das funções básicas do Python, destacando o que é Python, suas características, vantagens e desvantagens. Além disso, abordaremos os principais módulos e funções que serão relevantes para o projeto em questão.</w:t>
-      </w:r>
-    </w:p>
     <w:p/>
-    <w:p>
-      <w:r>
-        <w:t>## 2. O que é Python?</w:t>
-      </w:r>
-    </w:p>
     <w:p/>
-    <w:p>
-      <w:r>
-        <w:t xml:space="preserve">Python é uma linguagem de programação de alto nível amplamente utilizada para desenvolvimento de software, análise de dados, aprendizado de máquina, automação e muito mais. Criada por Guido van </w:t>
-      </w:r>
+    <w:p/>
+    <w:p>
+      <w:pPr>
+        <w:rPr>
+          <w:b/>
+          <w:bCs/>
+        </w:rPr>
+      </w:pPr>
+      <w:r>
+        <w:rPr>
+          <w:b/>
+          <w:bCs/>
+        </w:rPr>
+        <w:lastRenderedPageBreak/>
+        <w:t>4. Vantagens e Desvantagens de Python</w:t>
+      </w:r>
+    </w:p>
+    <w:p>
+      <w:pPr>
+        <w:pStyle w:val="PargrafodaLista"/>
+        <w:numPr>
+          <w:ilvl w:val="0"/>
+          <w:numId w:val="5"/>
+        </w:numPr>
+        <w:rPr>
+          <w:b/>
+          <w:bCs/>
+        </w:rPr>
+      </w:pPr>
+      <w:r>
+        <w:rPr>
+          <w:b/>
+          <w:bCs/>
+        </w:rPr>
+        <w:t>Vantagens:</w:t>
+      </w:r>
+    </w:p>
+    <w:p>
+      <w:pPr>
+        <w:pStyle w:val="PargrafodaLista"/>
+        <w:numPr>
+          <w:ilvl w:val="0"/>
+          <w:numId w:val="7"/>
+        </w:numPr>
+      </w:pPr>
+      <w:r>
+        <w:t>Facilidade de Aprendizado: Python é considerado uma das linguagens mais fáceis de aprender para iniciantes.</w:t>
+      </w:r>
+    </w:p>
+    <w:p>
+      <w:pPr>
+        <w:pStyle w:val="PargrafodaLista"/>
+        <w:numPr>
+          <w:ilvl w:val="0"/>
+          <w:numId w:val="7"/>
+        </w:numPr>
+      </w:pPr>
+      <w:r>
+        <w:t>Produtividade Elevada: A simplicidade da linguagem permite que os desenvolvedores escrevam código mais rapidamente.</w:t>
+      </w:r>
+    </w:p>
+    <w:p>
+      <w:pPr>
+        <w:pStyle w:val="PargrafodaLista"/>
+        <w:numPr>
+          <w:ilvl w:val="0"/>
+          <w:numId w:val="7"/>
+        </w:numPr>
+      </w:pPr>
+      <w:r>
+        <w:t>Ampla Comunidade e Suporte: A comunidade Python é robusta, com muitos recursos e suporte disponíveis online.</w:t>
+      </w:r>
+    </w:p>
+    <w:p>
+      <w:pPr>
+        <w:pStyle w:val="PargrafodaLista"/>
+        <w:numPr>
+          <w:ilvl w:val="0"/>
+          <w:numId w:val="7"/>
+        </w:numPr>
+      </w:pPr>
+      <w:r>
+        <w:t>Versatilidade:</w:t>
+      </w:r>
+      <w:r>
+        <w:t xml:space="preserve"> </w:t>
+      </w:r>
+      <w:r>
+        <w:t>Python pode ser usado em uma variedade de aplicações, desde desenvolvimento web até análise de dados e aprendizado de máquina.</w:t>
+      </w:r>
+    </w:p>
+    <w:p/>
+    <w:p>
+      <w:pPr>
+        <w:pStyle w:val="PargrafodaLista"/>
+        <w:numPr>
+          <w:ilvl w:val="0"/>
+          <w:numId w:val="5"/>
+        </w:numPr>
+        <w:rPr>
+          <w:b/>
+          <w:bCs/>
+        </w:rPr>
+      </w:pPr>
+      <w:r>
+        <w:rPr>
+          <w:b/>
+          <w:bCs/>
+        </w:rPr>
+        <w:t>Desvantagens:</w:t>
+      </w:r>
+    </w:p>
+    <w:p>
+      <w:pPr>
+        <w:pStyle w:val="PargrafodaLista"/>
+        <w:numPr>
+          <w:ilvl w:val="0"/>
+          <w:numId w:val="11"/>
+        </w:numPr>
+        <w:rPr>
+          <w:b/>
+          <w:bCs/>
+        </w:rPr>
+      </w:pPr>
+      <w:r>
+        <w:t>Desempenho Relativo: Python pode ser mais lento que linguagens de baixo nível em determinadas situações.</w:t>
+      </w:r>
+    </w:p>
+    <w:p>
+      <w:pPr>
+        <w:pStyle w:val="PargrafodaLista"/>
+        <w:numPr>
+          <w:ilvl w:val="0"/>
+          <w:numId w:val="11"/>
+        </w:numPr>
+      </w:pPr>
+      <w:r>
+        <w:t>Gestão de Memória Limitada: Python lida com a gestão de memória automaticamente, o que pode ser uma desvantagem em certos casos de aplicação crítica.</w:t>
+      </w:r>
+    </w:p>
+    <w:p>
+      <w:pPr>
+        <w:pStyle w:val="PargrafodaLista"/>
+        <w:numPr>
+          <w:ilvl w:val="0"/>
+          <w:numId w:val="11"/>
+        </w:numPr>
+        <w:shd w:val="clear" w:color="auto" w:fill="FAFAFA"/>
+        <w:spacing w:after="0" w:line="240" w:lineRule="auto"/>
+        <w:outlineLvl w:val="2"/>
+        <w:rPr>
+          <w:rFonts w:eastAsia="Times New Roman" w:cstheme="minorHAnsi"/>
+          <w:lang w:eastAsia="pt-BR"/>
+        </w:rPr>
+      </w:pPr>
+      <w:r>
+        <w:rPr>
+          <w:rFonts w:eastAsia="Times New Roman" w:cstheme="minorHAnsi"/>
+          <w:lang w:eastAsia="pt-BR"/>
+        </w:rPr>
+        <w:t>Dificuldades para desenvolvimento mobile</w:t>
+      </w:r>
+      <w:r>
+        <w:rPr>
+          <w:rFonts w:eastAsia="Times New Roman" w:cstheme="minorHAnsi"/>
+          <w:lang w:eastAsia="pt-BR"/>
+        </w:rPr>
+        <w:t xml:space="preserve">: </w:t>
+      </w:r>
+      <w:r>
+        <w:rPr>
+          <w:rFonts w:cstheme="minorHAnsi"/>
+          <w:shd w:val="clear" w:color="auto" w:fill="FAFAFA"/>
+        </w:rPr>
+        <w:t>o Python não é muito recomendado, já que ele não conta com bibliotecas nativas para o iOS e Android, resultando em um trabalho maior para adaptar programas para ambas as plataformas.</w:t>
+      </w:r>
+    </w:p>
+    <w:p>
+      <w:pPr>
+        <w:pStyle w:val="PargrafodaLista"/>
+        <w:ind w:left="785"/>
+      </w:pPr>
+    </w:p>
+    <w:p>
+      <w:pPr>
+        <w:rPr>
+          <w:b/>
+          <w:bCs/>
+        </w:rPr>
+      </w:pPr>
+      <w:r>
+        <w:rPr>
+          <w:b/>
+          <w:bCs/>
+        </w:rPr>
+        <w:t xml:space="preserve"> 5. Principais Funções e Módulos em Python</w:t>
+      </w:r>
+    </w:p>
+    <w:p>
+      <w:r>
+        <w:t xml:space="preserve">   A linguagem Python possui uma diversas funções e módulos que são relevante ao projeto. Abaixo destacarei os principais utilizados, e vale ressaltar que haverá muitas outras funções que não estram listadas abaixo.</w:t>
+      </w:r>
+    </w:p>
+    <w:p>
+      <w:pPr>
+        <w:pStyle w:val="PargrafodaLista"/>
+        <w:numPr>
+          <w:ilvl w:val="0"/>
+          <w:numId w:val="13"/>
+        </w:numPr>
+      </w:pPr>
+      <w:r>
+        <w:rPr>
+          <w:b/>
+          <w:bCs/>
+        </w:rPr>
+        <w:t>input(</w:t>
+      </w:r>
+      <w:r>
+        <w:rPr>
+          <w:b/>
+          <w:bCs/>
+        </w:rPr>
+        <w:t>)</w:t>
+      </w:r>
+      <w:r>
+        <w:rPr>
+          <w:b/>
+          <w:bCs/>
+        </w:rPr>
+        <w:t xml:space="preserve"> e print():</w:t>
+      </w:r>
+      <w:r>
+        <w:t xml:space="preserve"> Funções básicas para entrada e saída de dados</w:t>
+      </w:r>
+      <w:r>
+        <w:t>;</w:t>
+      </w:r>
+    </w:p>
+    <w:p>
+      <w:pPr>
+        <w:pStyle w:val="PargrafodaLista"/>
+        <w:numPr>
+          <w:ilvl w:val="0"/>
+          <w:numId w:val="13"/>
+        </w:numPr>
+      </w:pPr>
       <w:proofErr w:type="spellStart"/>
       <w:r>
-        <w:t>Rossum</w:t>
+        <w:rPr>
+          <w:b/>
+          <w:bCs/>
+        </w:rPr>
+        <w:t>math</w:t>
       </w:r>
       <w:proofErr w:type="spellEnd"/>
       <w:r>
-        <w:t xml:space="preserve"> e lançada pela primeira vez em 1991, Python ganhou popularidade devido à sua simplicidade, clareza e uma grande comunidade de desenvolvedores ativos.</w:t>
+        <w:rPr>
+          <w:b/>
+          <w:bCs/>
+        </w:rPr>
+        <w:t>:</w:t>
+      </w:r>
+      <w:r>
+        <w:t xml:space="preserve"> Módulo para operações matemáticas avançadas</w:t>
+      </w:r>
+      <w:r>
+        <w:t>;</w:t>
+      </w:r>
+    </w:p>
+    <w:p>
+      <w:pPr>
+        <w:pStyle w:val="PargrafodaLista"/>
+        <w:numPr>
+          <w:ilvl w:val="0"/>
+          <w:numId w:val="13"/>
+        </w:numPr>
+      </w:pPr>
+      <w:proofErr w:type="spellStart"/>
+      <w:r>
+        <w:rPr>
+          <w:b/>
+          <w:bCs/>
+        </w:rPr>
+        <w:t>numpy</w:t>
+      </w:r>
+      <w:proofErr w:type="spellEnd"/>
+      <w:r>
+        <w:rPr>
+          <w:b/>
+          <w:bCs/>
+        </w:rPr>
+        <w:t>:</w:t>
+      </w:r>
+      <w:r>
+        <w:t xml:space="preserve"> Biblioteca para computação científica e manipulação de </w:t>
+      </w:r>
+      <w:proofErr w:type="spellStart"/>
+      <w:r>
+        <w:t>arrays</w:t>
+      </w:r>
+      <w:proofErr w:type="spellEnd"/>
+      <w:r>
+        <w:t xml:space="preserve"> multidimensionais</w:t>
+      </w:r>
+      <w:r>
+        <w:t>;</w:t>
+      </w:r>
+    </w:p>
+    <w:p>
+      <w:pPr>
+        <w:pStyle w:val="PargrafodaLista"/>
+        <w:numPr>
+          <w:ilvl w:val="0"/>
+          <w:numId w:val="13"/>
+        </w:numPr>
+      </w:pPr>
+      <w:proofErr w:type="spellStart"/>
+      <w:r>
+        <w:rPr>
+          <w:b/>
+          <w:bCs/>
+        </w:rPr>
+        <w:t>matplotlib</w:t>
+      </w:r>
+      <w:proofErr w:type="spellEnd"/>
+      <w:r>
+        <w:rPr>
+          <w:b/>
+          <w:bCs/>
+        </w:rPr>
+        <w:t>:</w:t>
+      </w:r>
+      <w:r>
+        <w:t xml:space="preserve"> Biblioteca para criação de gráficos e visualização de dados</w:t>
+      </w:r>
+      <w:r>
+        <w:t>;</w:t>
+      </w:r>
+    </w:p>
+    <w:p>
+      <w:pPr>
+        <w:pStyle w:val="PargrafodaLista"/>
+        <w:numPr>
+          <w:ilvl w:val="0"/>
+          <w:numId w:val="13"/>
+        </w:numPr>
+      </w:pPr>
+      <w:proofErr w:type="spellStart"/>
+      <w:r>
+        <w:rPr>
+          <w:b/>
+          <w:bCs/>
+        </w:rPr>
+        <w:t>sympy</w:t>
+      </w:r>
+      <w:proofErr w:type="spellEnd"/>
+      <w:r>
+        <w:rPr>
+          <w:b/>
+          <w:bCs/>
+        </w:rPr>
+        <w:t>:</w:t>
+      </w:r>
+      <w:r>
+        <w:t xml:space="preserve"> Biblioteca para matemática simbólica</w:t>
+      </w:r>
+      <w:r>
+        <w:t>;</w:t>
+      </w:r>
+    </w:p>
+    <w:p>
+      <w:pPr>
+        <w:pStyle w:val="PargrafodaLista"/>
+        <w:numPr>
+          <w:ilvl w:val="0"/>
+          <w:numId w:val="13"/>
+        </w:numPr>
+      </w:pPr>
+      <w:r>
+        <w:rPr>
+          <w:b/>
+          <w:bCs/>
+        </w:rPr>
+        <w:t>IF</w:t>
+      </w:r>
+      <w:r>
+        <w:rPr>
+          <w:b/>
+          <w:bCs/>
+        </w:rPr>
+        <w:t xml:space="preserve">, ELIF e ELSE: </w:t>
+      </w:r>
+      <w:r>
+        <w:t>São funções utilizadas para estruturas condicionais;</w:t>
+      </w:r>
+    </w:p>
+    <w:p>
+      <w:pPr>
+        <w:pStyle w:val="PargrafodaLista"/>
+        <w:numPr>
+          <w:ilvl w:val="0"/>
+          <w:numId w:val="13"/>
+        </w:numPr>
+      </w:pPr>
+      <w:r>
+        <w:rPr>
+          <w:b/>
+          <w:bCs/>
+        </w:rPr>
+        <w:t>Format():</w:t>
+      </w:r>
+      <w:r>
+        <w:t xml:space="preserve"> </w:t>
+      </w:r>
+      <w:r>
+        <w:rPr>
+          <w:rFonts w:cstheme="minorHAnsi"/>
+          <w:shd w:val="clear" w:color="auto" w:fill="FAFBFC"/>
+        </w:rPr>
+        <w:t xml:space="preserve">O método </w:t>
+      </w:r>
+      <w:proofErr w:type="spellStart"/>
+      <w:r>
+        <w:rPr>
+          <w:rFonts w:cstheme="minorHAnsi"/>
+          <w:shd w:val="clear" w:color="auto" w:fill="FAFBFC"/>
+        </w:rPr>
+        <w:t>format</w:t>
+      </w:r>
+      <w:proofErr w:type="spellEnd"/>
+      <w:r>
+        <w:rPr>
+          <w:rFonts w:cstheme="minorHAnsi"/>
+          <w:shd w:val="clear" w:color="auto" w:fill="FAFBFC"/>
+        </w:rPr>
+        <w:t xml:space="preserve">() permite manipular a saída da </w:t>
+      </w:r>
+      <w:proofErr w:type="spellStart"/>
+      <w:r>
+        <w:rPr>
+          <w:rFonts w:cstheme="minorHAnsi"/>
+          <w:shd w:val="clear" w:color="auto" w:fill="FAFBFC"/>
+        </w:rPr>
+        <w:t>string</w:t>
+      </w:r>
+      <w:proofErr w:type="spellEnd"/>
+      <w:r>
+        <w:rPr>
+          <w:rFonts w:cstheme="minorHAnsi"/>
+          <w:shd w:val="clear" w:color="auto" w:fill="FAFBFC"/>
+        </w:rPr>
+        <w:t>;</w:t>
+      </w:r>
+    </w:p>
+    <w:p>
+      <w:pPr>
+        <w:pStyle w:val="PargrafodaLista"/>
+        <w:numPr>
+          <w:ilvl w:val="0"/>
+          <w:numId w:val="13"/>
+        </w:numPr>
+      </w:pPr>
+      <w:proofErr w:type="spellStart"/>
+      <w:r>
+        <w:rPr>
+          <w:b/>
+          <w:bCs/>
+        </w:rPr>
+        <w:t>While</w:t>
+      </w:r>
+      <w:proofErr w:type="spellEnd"/>
+      <w:r>
+        <w:rPr>
+          <w:b/>
+          <w:bCs/>
+        </w:rPr>
+        <w:t>:</w:t>
+      </w:r>
+      <w:r>
+        <w:rPr>
+          <w:b/>
+          <w:bCs/>
+        </w:rPr>
+        <w:t xml:space="preserve"> </w:t>
+      </w:r>
+      <w:r>
+        <w:t xml:space="preserve">O </w:t>
+      </w:r>
+      <w:proofErr w:type="spellStart"/>
+      <w:r>
+        <w:t>while</w:t>
+      </w:r>
+      <w:proofErr w:type="spellEnd"/>
+      <w:r>
+        <w:t xml:space="preserve"> é usado para criar um loop que executa um bloco de código repetidamente enquanto uma condição específica é verdadeira.</w:t>
       </w:r>
     </w:p>
     <w:p/>
     <w:p>
-      <w:r>
-        <w:t>## 3. Características de Python</w:t>
-      </w:r>
-    </w:p>
-    <w:p/>
-    <w:p>
-      <w:r>
-        <w:t>- **Legibilidade:** Python é conhecido por seu código legível e limpo, o que facilita a manutenção e colaboração em projetos.</w:t>
-      </w:r>
-    </w:p>
-    <w:p>
-      <w:r>
-        <w:t>- **Ampla Biblioteca Padrão:** Python possui uma extensa biblioteca padrão que oferece uma ampla gama de módulos e funções para realizar tarefas comuns.</w:t>
-      </w:r>
-    </w:p>
-    <w:p>
-      <w:r>
+      <w:pPr>
+        <w:rPr>
+          <w:b/>
+          <w:bCs/>
+        </w:rPr>
+      </w:pPr>
+      <w:r>
+        <w:rPr>
+          <w:b/>
+          <w:bCs/>
+        </w:rPr>
+        <w:t>6. Conclusão</w:t>
+      </w:r>
+    </w:p>
+    <w:p>
+      <w:r>
+        <w:t xml:space="preserve">   Em </w:t>
+      </w:r>
+      <w:r>
+        <w:t xml:space="preserve">resumo, exploramos com detalhes os princípios essenciais do Python, suas características, vantagens e desvantagens. Também destacamos alguns dos principais módulos e funções que desempenharão um papel fundamental em nosso projeto. </w:t>
+      </w:r>
+      <w:r>
+        <w:t xml:space="preserve">A versatilidade e a robustez dessa linguagem de programação, juntamente com sua comunidade ativa de desenvolvedores, </w:t>
+      </w:r>
+      <w:r>
+        <w:t>proporcionam</w:t>
+      </w:r>
+      <w:r>
+        <w:t xml:space="preserve"> boas </w:t>
+      </w:r>
+      <w:r>
+        <w:t>experiências</w:t>
+      </w:r>
+      <w:r>
+        <w:t xml:space="preserve"> com </w:t>
+      </w:r>
+      <w:r>
+        <w:t>o avançar de projetos.</w:t>
+      </w:r>
+    </w:p>
+    <w:p>
+      <w:pPr>
+        <w:rPr>
+          <w:b/>
+          <w:bCs/>
+        </w:rPr>
+      </w:pPr>
+      <w:r>
+        <w:rPr>
+          <w:b/>
+          <w:bCs/>
+        </w:rPr>
         <w:lastRenderedPageBreak/>
-        <w:t xml:space="preserve">- **Multiplataforma:** Python é compatível com várias plataformas, incluindo Windows, </w:t>
-      </w:r>
+        <w:t>7</w:t>
+      </w:r>
+      <w:r>
+        <w:rPr>
+          <w:b/>
+          <w:bCs/>
+        </w:rPr>
+        <w:t xml:space="preserve">. </w:t>
+      </w:r>
+      <w:r>
+        <w:rPr>
+          <w:b/>
+          <w:bCs/>
+        </w:rPr>
+        <w:t>Referências</w:t>
+      </w:r>
+    </w:p>
+    <w:p>
+      <w:pPr>
+        <w:pStyle w:val="PargrafodaLista"/>
+        <w:numPr>
+          <w:ilvl w:val="0"/>
+          <w:numId w:val="1"/>
+        </w:numPr>
+      </w:pPr>
       <w:proofErr w:type="spellStart"/>
       <w:r>
-        <w:t>macOS</w:t>
+        <w:t>Amazon</w:t>
       </w:r>
       <w:proofErr w:type="spellEnd"/>
       <w:r>
-        <w:t xml:space="preserve"> e Linux.</w:t>
-      </w:r>
-    </w:p>
-    <w:p>
-      <w:r>
-        <w:t>- **Linguagem Interpretada:** Python é uma linguagem interpretada, o que significa que não é necessário compilar o código antes de executá-lo.</w:t>
-      </w:r>
-    </w:p>
-    <w:p>
-      <w:r>
-        <w:t>- **Comunidade Ativa:** A comunidade Python é vasta e ativa, oferecendo suporte constante e contribuindo com bibliotecas e frameworks.</w:t>
-      </w:r>
-    </w:p>
-    <w:p/>
-    <w:p>
-      <w:r>
-        <w:t>## 4. Vantagens e Desvantagens de Python</w:t>
-      </w:r>
-    </w:p>
-    <w:p/>
-    <w:p>
-      <w:r>
-        <w:t>### Vantagens:</w:t>
-      </w:r>
-    </w:p>
-    <w:p>
-      <w:r>
-        <w:t>- **Facilidade de Aprendizado:** Python é considerado uma das linguagens mais fáceis de aprender para iniciantes.</w:t>
-      </w:r>
-    </w:p>
-    <w:p>
-      <w:r>
-        <w:t>- **Produtividade Elevada:** A simplicidade da linguagem permite que os desenvolvedores escrevam código mais rapidamente.</w:t>
-      </w:r>
-    </w:p>
-    <w:p>
-      <w:r>
-        <w:t>- **Ampla Comunidade e Suporte:** A comunidade Python é robusta, com muitos recursos e suporte disponíveis online.</w:t>
-      </w:r>
-    </w:p>
-    <w:p>
-      <w:r>
-        <w:t>- **Versatilidade:** Python pode ser usado em uma variedade de aplicações, desde desenvolvimento web até análise de dados e aprendizado de máquina.</w:t>
-      </w:r>
-    </w:p>
-    <w:p/>
-    <w:p>
-      <w:r>
-        <w:t>### Desvantagens:</w:t>
-      </w:r>
-    </w:p>
-    <w:p>
-      <w:r>
-        <w:t>- **Desempenho Relativo:** Python pode ser mais lento que linguagens de baixo nível em determinadas situações.</w:t>
-      </w:r>
-    </w:p>
-    <w:p>
-      <w:r>
-        <w:t>- **Gestão de Memória Limitada:** Python lida com a gestão de memória automaticamente, o que pode ser uma desvantagem em certos casos de aplicação crítica.</w:t>
-      </w:r>
-    </w:p>
-    <w:p/>
-    <w:p>
-      <w:r>
-        <w:t>## 5. Principais Funções e Módulos em Python</w:t>
-      </w:r>
-    </w:p>
-    <w:p/>
-    <w:p>
-      <w:r>
-        <w:t>Aqui, destacaremos algumas das principais funções e módulos em Python que serão relevantes para o projeto em questão. É importante mencionar que essa lista pode variar dependendo do contexto do seu projeto.</w:t>
-      </w:r>
-    </w:p>
-    <w:p/>
-    <w:p>
-      <w:r>
-        <w:t>- **`input()` e `print()`:** Funções básicas para entrada e saída de dados.</w:t>
-      </w:r>
-    </w:p>
-    <w:p>
-      <w:r>
-        <w:t>- **`</w:t>
-      </w:r>
+        <w:t xml:space="preserve"> Web Services (AWS). (s.d.). O que é Python? </w:t>
+      </w:r>
+    </w:p>
+    <w:p>
+      <w:pPr>
+        <w:pStyle w:val="PargrafodaLista"/>
+      </w:pPr>
+      <w:r>
+        <w:t>Disponível em:</w:t>
+      </w:r>
+      <w:r>
+        <w:t xml:space="preserve"> </w:t>
+      </w:r>
+      <w:hyperlink r:id="rId8" w:history="1">
+        <w:r>
+          <w:rPr>
+            <w:rStyle w:val="Hyperlink"/>
+          </w:rPr>
+          <w:t>https://aws.amazon.com/pt/what-is/python/</w:t>
+        </w:r>
+      </w:hyperlink>
+      <w:r>
+        <w:t>. Acesso em: 07 de setembro de 2023.</w:t>
+      </w:r>
+    </w:p>
+    <w:p>
+      <w:pPr>
+        <w:pStyle w:val="PargrafodaLista"/>
+        <w:numPr>
+          <w:ilvl w:val="0"/>
+          <w:numId w:val="1"/>
+        </w:numPr>
+      </w:pPr>
+      <w:r>
+        <w:t xml:space="preserve">L Tecnologia. (s.d.). Vantagens e desvantagens da linguagem Python. </w:t>
+      </w:r>
+    </w:p>
+    <w:p>
+      <w:pPr>
+        <w:pStyle w:val="PargrafodaLista"/>
+      </w:pPr>
+      <w:r>
+        <w:t xml:space="preserve">Disponível em: </w:t>
+      </w:r>
+      <w:hyperlink r:id="rId9" w:history="1">
+        <w:r>
+          <w:rPr>
+            <w:rStyle w:val="Hyperlink"/>
+          </w:rPr>
+          <w:t>https://ltecnologia.com.br/blog/vantagens-e-desvantagens-da-linguagem-python/</w:t>
+        </w:r>
+      </w:hyperlink>
+      <w:r>
+        <w:t xml:space="preserve">. </w:t>
+      </w:r>
+      <w:r>
+        <w:t>Acesso em: 07 de setembro de 2023.</w:t>
+      </w:r>
+    </w:p>
+    <w:p>
+      <w:pPr>
+        <w:pStyle w:val="PargrafodaLista"/>
+        <w:numPr>
+          <w:ilvl w:val="0"/>
+          <w:numId w:val="1"/>
+        </w:numPr>
+      </w:pPr>
       <w:proofErr w:type="spellStart"/>
       <w:r>
-        <w:t>math</w:t>
+        <w:t>Canaltech</w:t>
       </w:r>
       <w:proofErr w:type="spellEnd"/>
       <w:r>
-        <w:t>`**: Módulo para operações matemáticas avançadas.</w:t>
-      </w:r>
-    </w:p>
-    <w:p>
-      <w:r>
-        <w:lastRenderedPageBreak/>
-        <w:t>- **`</w:t>
-      </w:r>
-      <w:proofErr w:type="spellStart"/>
-      <w:r>
-        <w:t>numpy</w:t>
-      </w:r>
-      <w:proofErr w:type="spellEnd"/>
-      <w:r>
-        <w:t xml:space="preserve">`**: Biblioteca para computação científica e manipulação de </w:t>
-      </w:r>
-      <w:proofErr w:type="spellStart"/>
-      <w:r>
-        <w:t>arrays</w:t>
-      </w:r>
-      <w:proofErr w:type="spellEnd"/>
-      <w:r>
-        <w:t xml:space="preserve"> multidimensionais.</w:t>
-      </w:r>
-    </w:p>
-    <w:p>
-      <w:r>
-        <w:t>- **`</w:t>
-      </w:r>
-      <w:proofErr w:type="spellStart"/>
-      <w:r>
-        <w:t>matplotlib</w:t>
-      </w:r>
-      <w:proofErr w:type="spellEnd"/>
-      <w:r>
-        <w:t>`**: Biblioteca para criação de gráficos e visualização de dados.</w:t>
-      </w:r>
-    </w:p>
-    <w:p>
-      <w:r>
-        <w:t>- **`</w:t>
-      </w:r>
-      <w:proofErr w:type="spellStart"/>
-      <w:r>
-        <w:t>sympy</w:t>
-      </w:r>
-      <w:proofErr w:type="spellEnd"/>
-      <w:r>
-        <w:t>`**: Biblioteca para matemática simbólica.</w:t>
-      </w:r>
-    </w:p>
-    <w:p>
-      <w:r>
-        <w:t>- **Outros módulos relevantes para o projeto.**</w:t>
-      </w:r>
-    </w:p>
-    <w:p/>
-    <w:p>
-      <w:r>
-        <w:t>## 6. Conclusão</w:t>
-      </w:r>
-    </w:p>
-    <w:p/>
-    <w:p>
-      <w:r>
-        <w:t>Neste capítulo, exploramos os conceitos fundamentais do Python, suas características, vantagens e desvantagens, bem como alguns dos principais módulos e funções que serão utilizados no projeto. Com essa base estabelecida, estamos preparados para avançar para a próxima fase do projeto.</w:t>
-      </w:r>
-    </w:p>
-    <w:p/>
-    <w:p>
-      <w:r>
-        <w:t>Lembre-se de citar adequadamente as fontes utilizadas de acordo com as normas da ABNT para garantir a integridade acadêmica do seu trabalho.</w:t>
+        <w:t xml:space="preserve">. (s.d.). Quatro desvantagens do Python em relação a outras linguagens de programação. Disponível em: </w:t>
+      </w:r>
+      <w:hyperlink r:id="rId10" w:history="1">
+        <w:r>
+          <w:rPr>
+            <w:rStyle w:val="Hyperlink"/>
+          </w:rPr>
+          <w:t>https://canaltech.com.br/mercado/quatro-desvantagens-do-python-em-relacao-a-outras-linguagens-de-programacao-214975/</w:t>
+        </w:r>
+      </w:hyperlink>
+      <w:r>
+        <w:t xml:space="preserve">. </w:t>
+      </w:r>
+      <w:r>
+        <w:t>Acesso em: 07 de setembro de 2023.</w:t>
+      </w:r>
+    </w:p>
+    <w:p>
+      <w:pPr>
+        <w:pStyle w:val="PargrafodaLista"/>
+        <w:numPr>
+          <w:ilvl w:val="0"/>
+          <w:numId w:val="1"/>
+        </w:numPr>
+      </w:pPr>
+      <w:r>
+        <w:t xml:space="preserve">Programadores de Preço. (s.d.). 20 funções Python que você precisa conhecer. </w:t>
+      </w:r>
+    </w:p>
+    <w:p>
+      <w:pPr>
+        <w:pStyle w:val="PargrafodaLista"/>
+      </w:pPr>
+      <w:r>
+        <w:t xml:space="preserve">Disponível em: </w:t>
+      </w:r>
+      <w:hyperlink r:id="rId11" w:history="1">
+        <w:r>
+          <w:rPr>
+            <w:rStyle w:val="Hyperlink"/>
+          </w:rPr>
+          <w:t>https://programadoresdepre.com.br/20-funcoes-python-que-voce-precisa-conhecer/</w:t>
+        </w:r>
+      </w:hyperlink>
+      <w:r>
+        <w:t xml:space="preserve">. </w:t>
+      </w:r>
+      <w:r>
+        <w:t>Acesso em: 07 de setembro de 2023.</w:t>
       </w:r>
     </w:p>
     <w:sectPr>
-      <w:headerReference w:type="default" r:id="rId7"/>
+      <w:headerReference w:type="default" r:id="rId12"/>
       <w:pgSz w:w="11906" w:h="16838"/>
       <w:pgMar w:top="1134" w:right="1134" w:bottom="1134" w:left="1134" w:header="624" w:footer="340" w:gutter="0"/>
       <w:cols w:space="708"/>
@@ -586,6 +1318,1338 @@
     </w:r>
   </w:p>
 </w:hdr>
+</file>
+
+<file path=word/numbering.xml><?xml version="1.0" encoding="utf-8"?>
+<w:numbering xmlns:wpc="http://schemas.microsoft.com/office/word/2010/wordprocessingCanvas" xmlns:cx="http://schemas.microsoft.com/office/drawing/2014/chartex" xmlns:cx1="http://schemas.microsoft.com/office/drawing/2015/9/8/chartex" xmlns:cx2="http://schemas.microsoft.com/office/drawing/2015/10/21/chartex" xmlns:cx3="http://schemas.microsoft.com/office/drawing/2016/5/9/chartex" xmlns:cx4="http://schemas.microsoft.com/office/drawing/2016/5/10/chartex" xmlns:cx5="http://schemas.microsoft.com/office/drawing/2016/5/11/chartex" xmlns:cx6="http://schemas.microsoft.com/office/drawing/2016/5/12/chartex" xmlns:cx7="http://schemas.microsoft.com/office/drawing/2016/5/13/chartex" xmlns:cx8="http://schemas.microsoft.com/office/drawing/2016/5/14/chartex" xmlns:mc="http://schemas.openxmlformats.org/markup-compatibility/2006" xmlns:aink="http://schemas.microsoft.com/office/drawing/2016/ink" xmlns:am3d="http://schemas.microsoft.com/office/drawing/2017/model3d" xmlns:o="urn:schemas-microsoft-com:office:office" xmlns:oel="http://schemas.microsoft.com/office/2019/extlst" xmlns:r="http://schemas.openxmlformats.org/officeDocument/2006/relationships" xmlns:m="http://schemas.openxmlformats.org/officeDocument/2006/math" xmlns:v="urn:schemas-microsoft-com:vml" xmlns:wp14="http://schemas.microsoft.com/office/word/2010/wordprocessingDrawing" xmlns:wp="http://schemas.openxmlformats.org/drawingml/2006/wordprocessingDrawing" xmlns:w10="urn:schemas-microsoft-com:office:word" xmlns:w="http://schemas.openxmlformats.org/wordprocessingml/2006/main" xmlns:w14="http://schemas.microsoft.com/office/word/2010/wordml" xmlns:w15="http://schemas.microsoft.com/office/word/2012/wordml" xmlns:w16cex="http://schemas.microsoft.com/office/word/2018/wordml/cex" xmlns:w16cid="http://schemas.microsoft.com/office/word/2016/wordml/cid" xmlns:w16="http://schemas.microsoft.com/office/word/2018/wordml" xmlns:w16sdtdh="http://schemas.microsoft.com/office/word/2020/wordml/sdtdatahash" xmlns:w16se="http://schemas.microsoft.com/office/word/2015/wordml/symex" xmlns:wpg="http://schemas.microsoft.com/office/word/2010/wordprocessingGroup" xmlns:wpi="http://schemas.microsoft.com/office/word/2010/wordprocessingInk" xmlns:wne="http://schemas.microsoft.com/office/word/2006/wordml" xmlns:wps="http://schemas.microsoft.com/office/word/2010/wordprocessingShape" mc:Ignorable="w14 w15 w16se w16cid w16 w16cex w16sdtdh wp14">
+  <w:abstractNum w:abstractNumId="0" w15:restartNumberingAfterBreak="0">
+    <w:nsid w:val="068664CD"/>
+    <w:multiLevelType w:val="hybridMultilevel"/>
+    <w:tmpl w:val="E8B2B850"/>
+    <w:lvl w:ilvl="0" w:tplc="0416000F">
+      <w:start w:val="1"/>
+      <w:numFmt w:val="decimal"/>
+      <w:lvlText w:val="%1."/>
+      <w:lvlJc w:val="left"/>
+      <w:pPr>
+        <w:ind w:left="720" w:hanging="360"/>
+      </w:pPr>
+    </w:lvl>
+    <w:lvl w:ilvl="1" w:tplc="04160019" w:tentative="1">
+      <w:start w:val="1"/>
+      <w:numFmt w:val="lowerLetter"/>
+      <w:lvlText w:val="%2."/>
+      <w:lvlJc w:val="left"/>
+      <w:pPr>
+        <w:ind w:left="1440" w:hanging="360"/>
+      </w:pPr>
+    </w:lvl>
+    <w:lvl w:ilvl="2" w:tplc="0416001B" w:tentative="1">
+      <w:start w:val="1"/>
+      <w:numFmt w:val="lowerRoman"/>
+      <w:lvlText w:val="%3."/>
+      <w:lvlJc w:val="right"/>
+      <w:pPr>
+        <w:ind w:left="2160" w:hanging="180"/>
+      </w:pPr>
+    </w:lvl>
+    <w:lvl w:ilvl="3" w:tplc="0416000F" w:tentative="1">
+      <w:start w:val="1"/>
+      <w:numFmt w:val="decimal"/>
+      <w:lvlText w:val="%4."/>
+      <w:lvlJc w:val="left"/>
+      <w:pPr>
+        <w:ind w:left="2880" w:hanging="360"/>
+      </w:pPr>
+    </w:lvl>
+    <w:lvl w:ilvl="4" w:tplc="04160019" w:tentative="1">
+      <w:start w:val="1"/>
+      <w:numFmt w:val="lowerLetter"/>
+      <w:lvlText w:val="%5."/>
+      <w:lvlJc w:val="left"/>
+      <w:pPr>
+        <w:ind w:left="3600" w:hanging="360"/>
+      </w:pPr>
+    </w:lvl>
+    <w:lvl w:ilvl="5" w:tplc="0416001B" w:tentative="1">
+      <w:start w:val="1"/>
+      <w:numFmt w:val="lowerRoman"/>
+      <w:lvlText w:val="%6."/>
+      <w:lvlJc w:val="right"/>
+      <w:pPr>
+        <w:ind w:left="4320" w:hanging="180"/>
+      </w:pPr>
+    </w:lvl>
+    <w:lvl w:ilvl="6" w:tplc="0416000F" w:tentative="1">
+      <w:start w:val="1"/>
+      <w:numFmt w:val="decimal"/>
+      <w:lvlText w:val="%7."/>
+      <w:lvlJc w:val="left"/>
+      <w:pPr>
+        <w:ind w:left="5040" w:hanging="360"/>
+      </w:pPr>
+    </w:lvl>
+    <w:lvl w:ilvl="7" w:tplc="04160019" w:tentative="1">
+      <w:start w:val="1"/>
+      <w:numFmt w:val="lowerLetter"/>
+      <w:lvlText w:val="%8."/>
+      <w:lvlJc w:val="left"/>
+      <w:pPr>
+        <w:ind w:left="5760" w:hanging="360"/>
+      </w:pPr>
+    </w:lvl>
+    <w:lvl w:ilvl="8" w:tplc="0416001B" w:tentative="1">
+      <w:start w:val="1"/>
+      <w:numFmt w:val="lowerRoman"/>
+      <w:lvlText w:val="%9."/>
+      <w:lvlJc w:val="right"/>
+      <w:pPr>
+        <w:ind w:left="6480" w:hanging="180"/>
+      </w:pPr>
+    </w:lvl>
+  </w:abstractNum>
+  <w:abstractNum w:abstractNumId="1" w15:restartNumberingAfterBreak="0">
+    <w:nsid w:val="08C52762"/>
+    <w:multiLevelType w:val="hybridMultilevel"/>
+    <w:tmpl w:val="DEF617B6"/>
+    <w:lvl w:ilvl="0" w:tplc="BD18B6D6">
+      <w:start w:val="1"/>
+      <w:numFmt w:val="decimal"/>
+      <w:lvlText w:val="%1."/>
+      <w:lvlJc w:val="left"/>
+      <w:pPr>
+        <w:ind w:left="785" w:hanging="360"/>
+      </w:pPr>
+      <w:rPr>
+        <w:b w:val="0"/>
+        <w:bCs w:val="0"/>
+      </w:rPr>
+    </w:lvl>
+    <w:lvl w:ilvl="1" w:tplc="04160019" w:tentative="1">
+      <w:start w:val="1"/>
+      <w:numFmt w:val="lowerLetter"/>
+      <w:lvlText w:val="%2."/>
+      <w:lvlJc w:val="left"/>
+      <w:pPr>
+        <w:ind w:left="1440" w:hanging="360"/>
+      </w:pPr>
+    </w:lvl>
+    <w:lvl w:ilvl="2" w:tplc="0416001B" w:tentative="1">
+      <w:start w:val="1"/>
+      <w:numFmt w:val="lowerRoman"/>
+      <w:lvlText w:val="%3."/>
+      <w:lvlJc w:val="right"/>
+      <w:pPr>
+        <w:ind w:left="2160" w:hanging="180"/>
+      </w:pPr>
+    </w:lvl>
+    <w:lvl w:ilvl="3" w:tplc="0416000F" w:tentative="1">
+      <w:start w:val="1"/>
+      <w:numFmt w:val="decimal"/>
+      <w:lvlText w:val="%4."/>
+      <w:lvlJc w:val="left"/>
+      <w:pPr>
+        <w:ind w:left="2880" w:hanging="360"/>
+      </w:pPr>
+    </w:lvl>
+    <w:lvl w:ilvl="4" w:tplc="04160019" w:tentative="1">
+      <w:start w:val="1"/>
+      <w:numFmt w:val="lowerLetter"/>
+      <w:lvlText w:val="%5."/>
+      <w:lvlJc w:val="left"/>
+      <w:pPr>
+        <w:ind w:left="3600" w:hanging="360"/>
+      </w:pPr>
+    </w:lvl>
+    <w:lvl w:ilvl="5" w:tplc="0416001B" w:tentative="1">
+      <w:start w:val="1"/>
+      <w:numFmt w:val="lowerRoman"/>
+      <w:lvlText w:val="%6."/>
+      <w:lvlJc w:val="right"/>
+      <w:pPr>
+        <w:ind w:left="4320" w:hanging="180"/>
+      </w:pPr>
+    </w:lvl>
+    <w:lvl w:ilvl="6" w:tplc="0416000F" w:tentative="1">
+      <w:start w:val="1"/>
+      <w:numFmt w:val="decimal"/>
+      <w:lvlText w:val="%7."/>
+      <w:lvlJc w:val="left"/>
+      <w:pPr>
+        <w:ind w:left="5040" w:hanging="360"/>
+      </w:pPr>
+    </w:lvl>
+    <w:lvl w:ilvl="7" w:tplc="04160019" w:tentative="1">
+      <w:start w:val="1"/>
+      <w:numFmt w:val="lowerLetter"/>
+      <w:lvlText w:val="%8."/>
+      <w:lvlJc w:val="left"/>
+      <w:pPr>
+        <w:ind w:left="5760" w:hanging="360"/>
+      </w:pPr>
+    </w:lvl>
+    <w:lvl w:ilvl="8" w:tplc="0416001B" w:tentative="1">
+      <w:start w:val="1"/>
+      <w:numFmt w:val="lowerRoman"/>
+      <w:lvlText w:val="%9."/>
+      <w:lvlJc w:val="right"/>
+      <w:pPr>
+        <w:ind w:left="6480" w:hanging="180"/>
+      </w:pPr>
+    </w:lvl>
+  </w:abstractNum>
+  <w:abstractNum w:abstractNumId="2" w15:restartNumberingAfterBreak="0">
+    <w:nsid w:val="0C542D0F"/>
+    <w:multiLevelType w:val="hybridMultilevel"/>
+    <w:tmpl w:val="0076F646"/>
+    <w:lvl w:ilvl="0" w:tplc="04160001">
+      <w:start w:val="1"/>
+      <w:numFmt w:val="bullet"/>
+      <w:lvlText w:val=""/>
+      <w:lvlJc w:val="left"/>
+      <w:pPr>
+        <w:ind w:left="720" w:hanging="360"/>
+      </w:pPr>
+      <w:rPr>
+        <w:rFonts w:ascii="Symbol" w:hAnsi="Symbol" w:hint="default"/>
+      </w:rPr>
+    </w:lvl>
+    <w:lvl w:ilvl="1" w:tplc="04160003" w:tentative="1">
+      <w:start w:val="1"/>
+      <w:numFmt w:val="bullet"/>
+      <w:lvlText w:val="o"/>
+      <w:lvlJc w:val="left"/>
+      <w:pPr>
+        <w:ind w:left="1440" w:hanging="360"/>
+      </w:pPr>
+      <w:rPr>
+        <w:rFonts w:ascii="Courier New" w:hAnsi="Courier New" w:cs="Courier New" w:hint="default"/>
+      </w:rPr>
+    </w:lvl>
+    <w:lvl w:ilvl="2" w:tplc="04160005" w:tentative="1">
+      <w:start w:val="1"/>
+      <w:numFmt w:val="bullet"/>
+      <w:lvlText w:val=""/>
+      <w:lvlJc w:val="left"/>
+      <w:pPr>
+        <w:ind w:left="2160" w:hanging="360"/>
+      </w:pPr>
+      <w:rPr>
+        <w:rFonts w:ascii="Wingdings" w:hAnsi="Wingdings" w:hint="default"/>
+      </w:rPr>
+    </w:lvl>
+    <w:lvl w:ilvl="3" w:tplc="04160001" w:tentative="1">
+      <w:start w:val="1"/>
+      <w:numFmt w:val="bullet"/>
+      <w:lvlText w:val=""/>
+      <w:lvlJc w:val="left"/>
+      <w:pPr>
+        <w:ind w:left="2880" w:hanging="360"/>
+      </w:pPr>
+      <w:rPr>
+        <w:rFonts w:ascii="Symbol" w:hAnsi="Symbol" w:hint="default"/>
+      </w:rPr>
+    </w:lvl>
+    <w:lvl w:ilvl="4" w:tplc="04160003" w:tentative="1">
+      <w:start w:val="1"/>
+      <w:numFmt w:val="bullet"/>
+      <w:lvlText w:val="o"/>
+      <w:lvlJc w:val="left"/>
+      <w:pPr>
+        <w:ind w:left="3600" w:hanging="360"/>
+      </w:pPr>
+      <w:rPr>
+        <w:rFonts w:ascii="Courier New" w:hAnsi="Courier New" w:cs="Courier New" w:hint="default"/>
+      </w:rPr>
+    </w:lvl>
+    <w:lvl w:ilvl="5" w:tplc="04160005" w:tentative="1">
+      <w:start w:val="1"/>
+      <w:numFmt w:val="bullet"/>
+      <w:lvlText w:val=""/>
+      <w:lvlJc w:val="left"/>
+      <w:pPr>
+        <w:ind w:left="4320" w:hanging="360"/>
+      </w:pPr>
+      <w:rPr>
+        <w:rFonts w:ascii="Wingdings" w:hAnsi="Wingdings" w:hint="default"/>
+      </w:rPr>
+    </w:lvl>
+    <w:lvl w:ilvl="6" w:tplc="04160001" w:tentative="1">
+      <w:start w:val="1"/>
+      <w:numFmt w:val="bullet"/>
+      <w:lvlText w:val=""/>
+      <w:lvlJc w:val="left"/>
+      <w:pPr>
+        <w:ind w:left="5040" w:hanging="360"/>
+      </w:pPr>
+      <w:rPr>
+        <w:rFonts w:ascii="Symbol" w:hAnsi="Symbol" w:hint="default"/>
+      </w:rPr>
+    </w:lvl>
+    <w:lvl w:ilvl="7" w:tplc="04160003" w:tentative="1">
+      <w:start w:val="1"/>
+      <w:numFmt w:val="bullet"/>
+      <w:lvlText w:val="o"/>
+      <w:lvlJc w:val="left"/>
+      <w:pPr>
+        <w:ind w:left="5760" w:hanging="360"/>
+      </w:pPr>
+      <w:rPr>
+        <w:rFonts w:ascii="Courier New" w:hAnsi="Courier New" w:cs="Courier New" w:hint="default"/>
+      </w:rPr>
+    </w:lvl>
+    <w:lvl w:ilvl="8" w:tplc="04160005" w:tentative="1">
+      <w:start w:val="1"/>
+      <w:numFmt w:val="bullet"/>
+      <w:lvlText w:val=""/>
+      <w:lvlJc w:val="left"/>
+      <w:pPr>
+        <w:ind w:left="6480" w:hanging="360"/>
+      </w:pPr>
+      <w:rPr>
+        <w:rFonts w:ascii="Wingdings" w:hAnsi="Wingdings" w:hint="default"/>
+      </w:rPr>
+    </w:lvl>
+  </w:abstractNum>
+  <w:abstractNum w:abstractNumId="3" w15:restartNumberingAfterBreak="0">
+    <w:nsid w:val="15D9617F"/>
+    <w:multiLevelType w:val="hybridMultilevel"/>
+    <w:tmpl w:val="69208730"/>
+    <w:lvl w:ilvl="0" w:tplc="BD18B6D6">
+      <w:start w:val="1"/>
+      <w:numFmt w:val="decimal"/>
+      <w:lvlText w:val="%1."/>
+      <w:lvlJc w:val="left"/>
+      <w:pPr>
+        <w:ind w:left="785" w:hanging="360"/>
+      </w:pPr>
+      <w:rPr>
+        <w:b w:val="0"/>
+        <w:bCs w:val="0"/>
+      </w:rPr>
+    </w:lvl>
+    <w:lvl w:ilvl="1" w:tplc="04160019" w:tentative="1">
+      <w:start w:val="1"/>
+      <w:numFmt w:val="lowerLetter"/>
+      <w:lvlText w:val="%2."/>
+      <w:lvlJc w:val="left"/>
+      <w:pPr>
+        <w:ind w:left="1505" w:hanging="360"/>
+      </w:pPr>
+    </w:lvl>
+    <w:lvl w:ilvl="2" w:tplc="0416001B" w:tentative="1">
+      <w:start w:val="1"/>
+      <w:numFmt w:val="lowerRoman"/>
+      <w:lvlText w:val="%3."/>
+      <w:lvlJc w:val="right"/>
+      <w:pPr>
+        <w:ind w:left="2225" w:hanging="180"/>
+      </w:pPr>
+    </w:lvl>
+    <w:lvl w:ilvl="3" w:tplc="0416000F" w:tentative="1">
+      <w:start w:val="1"/>
+      <w:numFmt w:val="decimal"/>
+      <w:lvlText w:val="%4."/>
+      <w:lvlJc w:val="left"/>
+      <w:pPr>
+        <w:ind w:left="2945" w:hanging="360"/>
+      </w:pPr>
+    </w:lvl>
+    <w:lvl w:ilvl="4" w:tplc="04160019" w:tentative="1">
+      <w:start w:val="1"/>
+      <w:numFmt w:val="lowerLetter"/>
+      <w:lvlText w:val="%5."/>
+      <w:lvlJc w:val="left"/>
+      <w:pPr>
+        <w:ind w:left="3665" w:hanging="360"/>
+      </w:pPr>
+    </w:lvl>
+    <w:lvl w:ilvl="5" w:tplc="0416001B" w:tentative="1">
+      <w:start w:val="1"/>
+      <w:numFmt w:val="lowerRoman"/>
+      <w:lvlText w:val="%6."/>
+      <w:lvlJc w:val="right"/>
+      <w:pPr>
+        <w:ind w:left="4385" w:hanging="180"/>
+      </w:pPr>
+    </w:lvl>
+    <w:lvl w:ilvl="6" w:tplc="0416000F" w:tentative="1">
+      <w:start w:val="1"/>
+      <w:numFmt w:val="decimal"/>
+      <w:lvlText w:val="%7."/>
+      <w:lvlJc w:val="left"/>
+      <w:pPr>
+        <w:ind w:left="5105" w:hanging="360"/>
+      </w:pPr>
+    </w:lvl>
+    <w:lvl w:ilvl="7" w:tplc="04160019" w:tentative="1">
+      <w:start w:val="1"/>
+      <w:numFmt w:val="lowerLetter"/>
+      <w:lvlText w:val="%8."/>
+      <w:lvlJc w:val="left"/>
+      <w:pPr>
+        <w:ind w:left="5825" w:hanging="360"/>
+      </w:pPr>
+    </w:lvl>
+    <w:lvl w:ilvl="8" w:tplc="0416001B" w:tentative="1">
+      <w:start w:val="1"/>
+      <w:numFmt w:val="lowerRoman"/>
+      <w:lvlText w:val="%9."/>
+      <w:lvlJc w:val="right"/>
+      <w:pPr>
+        <w:ind w:left="6545" w:hanging="180"/>
+      </w:pPr>
+    </w:lvl>
+  </w:abstractNum>
+  <w:abstractNum w:abstractNumId="4" w15:restartNumberingAfterBreak="0">
+    <w:nsid w:val="1CDF4FD9"/>
+    <w:multiLevelType w:val="hybridMultilevel"/>
+    <w:tmpl w:val="F31E7B3A"/>
+    <w:lvl w:ilvl="0" w:tplc="04160001">
+      <w:start w:val="1"/>
+      <w:numFmt w:val="bullet"/>
+      <w:lvlText w:val=""/>
+      <w:lvlJc w:val="left"/>
+      <w:pPr>
+        <w:ind w:left="1440" w:hanging="360"/>
+      </w:pPr>
+      <w:rPr>
+        <w:rFonts w:ascii="Symbol" w:hAnsi="Symbol" w:hint="default"/>
+      </w:rPr>
+    </w:lvl>
+    <w:lvl w:ilvl="1" w:tplc="04160003" w:tentative="1">
+      <w:start w:val="1"/>
+      <w:numFmt w:val="bullet"/>
+      <w:lvlText w:val="o"/>
+      <w:lvlJc w:val="left"/>
+      <w:pPr>
+        <w:ind w:left="2160" w:hanging="360"/>
+      </w:pPr>
+      <w:rPr>
+        <w:rFonts w:ascii="Courier New" w:hAnsi="Courier New" w:cs="Courier New" w:hint="default"/>
+      </w:rPr>
+    </w:lvl>
+    <w:lvl w:ilvl="2" w:tplc="04160005" w:tentative="1">
+      <w:start w:val="1"/>
+      <w:numFmt w:val="bullet"/>
+      <w:lvlText w:val=""/>
+      <w:lvlJc w:val="left"/>
+      <w:pPr>
+        <w:ind w:left="2880" w:hanging="360"/>
+      </w:pPr>
+      <w:rPr>
+        <w:rFonts w:ascii="Wingdings" w:hAnsi="Wingdings" w:hint="default"/>
+      </w:rPr>
+    </w:lvl>
+    <w:lvl w:ilvl="3" w:tplc="04160001" w:tentative="1">
+      <w:start w:val="1"/>
+      <w:numFmt w:val="bullet"/>
+      <w:lvlText w:val=""/>
+      <w:lvlJc w:val="left"/>
+      <w:pPr>
+        <w:ind w:left="3600" w:hanging="360"/>
+      </w:pPr>
+      <w:rPr>
+        <w:rFonts w:ascii="Symbol" w:hAnsi="Symbol" w:hint="default"/>
+      </w:rPr>
+    </w:lvl>
+    <w:lvl w:ilvl="4" w:tplc="04160003" w:tentative="1">
+      <w:start w:val="1"/>
+      <w:numFmt w:val="bullet"/>
+      <w:lvlText w:val="o"/>
+      <w:lvlJc w:val="left"/>
+      <w:pPr>
+        <w:ind w:left="4320" w:hanging="360"/>
+      </w:pPr>
+      <w:rPr>
+        <w:rFonts w:ascii="Courier New" w:hAnsi="Courier New" w:cs="Courier New" w:hint="default"/>
+      </w:rPr>
+    </w:lvl>
+    <w:lvl w:ilvl="5" w:tplc="04160005" w:tentative="1">
+      <w:start w:val="1"/>
+      <w:numFmt w:val="bullet"/>
+      <w:lvlText w:val=""/>
+      <w:lvlJc w:val="left"/>
+      <w:pPr>
+        <w:ind w:left="5040" w:hanging="360"/>
+      </w:pPr>
+      <w:rPr>
+        <w:rFonts w:ascii="Wingdings" w:hAnsi="Wingdings" w:hint="default"/>
+      </w:rPr>
+    </w:lvl>
+    <w:lvl w:ilvl="6" w:tplc="04160001" w:tentative="1">
+      <w:start w:val="1"/>
+      <w:numFmt w:val="bullet"/>
+      <w:lvlText w:val=""/>
+      <w:lvlJc w:val="left"/>
+      <w:pPr>
+        <w:ind w:left="5760" w:hanging="360"/>
+      </w:pPr>
+      <w:rPr>
+        <w:rFonts w:ascii="Symbol" w:hAnsi="Symbol" w:hint="default"/>
+      </w:rPr>
+    </w:lvl>
+    <w:lvl w:ilvl="7" w:tplc="04160003" w:tentative="1">
+      <w:start w:val="1"/>
+      <w:numFmt w:val="bullet"/>
+      <w:lvlText w:val="o"/>
+      <w:lvlJc w:val="left"/>
+      <w:pPr>
+        <w:ind w:left="6480" w:hanging="360"/>
+      </w:pPr>
+      <w:rPr>
+        <w:rFonts w:ascii="Courier New" w:hAnsi="Courier New" w:cs="Courier New" w:hint="default"/>
+      </w:rPr>
+    </w:lvl>
+    <w:lvl w:ilvl="8" w:tplc="04160005" w:tentative="1">
+      <w:start w:val="1"/>
+      <w:numFmt w:val="bullet"/>
+      <w:lvlText w:val=""/>
+      <w:lvlJc w:val="left"/>
+      <w:pPr>
+        <w:ind w:left="7200" w:hanging="360"/>
+      </w:pPr>
+      <w:rPr>
+        <w:rFonts w:ascii="Wingdings" w:hAnsi="Wingdings" w:hint="default"/>
+      </w:rPr>
+    </w:lvl>
+  </w:abstractNum>
+  <w:abstractNum w:abstractNumId="5" w15:restartNumberingAfterBreak="0">
+    <w:nsid w:val="2B935278"/>
+    <w:multiLevelType w:val="hybridMultilevel"/>
+    <w:tmpl w:val="0232AEDE"/>
+    <w:lvl w:ilvl="0" w:tplc="0416000F">
+      <w:start w:val="1"/>
+      <w:numFmt w:val="decimal"/>
+      <w:lvlText w:val="%1."/>
+      <w:lvlJc w:val="left"/>
+      <w:pPr>
+        <w:ind w:left="2136" w:hanging="360"/>
+      </w:pPr>
+    </w:lvl>
+    <w:lvl w:ilvl="1" w:tplc="04160019" w:tentative="1">
+      <w:start w:val="1"/>
+      <w:numFmt w:val="lowerLetter"/>
+      <w:lvlText w:val="%2."/>
+      <w:lvlJc w:val="left"/>
+      <w:pPr>
+        <w:ind w:left="2856" w:hanging="360"/>
+      </w:pPr>
+    </w:lvl>
+    <w:lvl w:ilvl="2" w:tplc="0416001B" w:tentative="1">
+      <w:start w:val="1"/>
+      <w:numFmt w:val="lowerRoman"/>
+      <w:lvlText w:val="%3."/>
+      <w:lvlJc w:val="right"/>
+      <w:pPr>
+        <w:ind w:left="3576" w:hanging="180"/>
+      </w:pPr>
+    </w:lvl>
+    <w:lvl w:ilvl="3" w:tplc="0416000F" w:tentative="1">
+      <w:start w:val="1"/>
+      <w:numFmt w:val="decimal"/>
+      <w:lvlText w:val="%4."/>
+      <w:lvlJc w:val="left"/>
+      <w:pPr>
+        <w:ind w:left="4296" w:hanging="360"/>
+      </w:pPr>
+    </w:lvl>
+    <w:lvl w:ilvl="4" w:tplc="04160019" w:tentative="1">
+      <w:start w:val="1"/>
+      <w:numFmt w:val="lowerLetter"/>
+      <w:lvlText w:val="%5."/>
+      <w:lvlJc w:val="left"/>
+      <w:pPr>
+        <w:ind w:left="5016" w:hanging="360"/>
+      </w:pPr>
+    </w:lvl>
+    <w:lvl w:ilvl="5" w:tplc="0416001B" w:tentative="1">
+      <w:start w:val="1"/>
+      <w:numFmt w:val="lowerRoman"/>
+      <w:lvlText w:val="%6."/>
+      <w:lvlJc w:val="right"/>
+      <w:pPr>
+        <w:ind w:left="5736" w:hanging="180"/>
+      </w:pPr>
+    </w:lvl>
+    <w:lvl w:ilvl="6" w:tplc="0416000F" w:tentative="1">
+      <w:start w:val="1"/>
+      <w:numFmt w:val="decimal"/>
+      <w:lvlText w:val="%7."/>
+      <w:lvlJc w:val="left"/>
+      <w:pPr>
+        <w:ind w:left="6456" w:hanging="360"/>
+      </w:pPr>
+    </w:lvl>
+    <w:lvl w:ilvl="7" w:tplc="04160019" w:tentative="1">
+      <w:start w:val="1"/>
+      <w:numFmt w:val="lowerLetter"/>
+      <w:lvlText w:val="%8."/>
+      <w:lvlJc w:val="left"/>
+      <w:pPr>
+        <w:ind w:left="7176" w:hanging="360"/>
+      </w:pPr>
+    </w:lvl>
+    <w:lvl w:ilvl="8" w:tplc="0416001B" w:tentative="1">
+      <w:start w:val="1"/>
+      <w:numFmt w:val="lowerRoman"/>
+      <w:lvlText w:val="%9."/>
+      <w:lvlJc w:val="right"/>
+      <w:pPr>
+        <w:ind w:left="7896" w:hanging="180"/>
+      </w:pPr>
+    </w:lvl>
+  </w:abstractNum>
+  <w:abstractNum w:abstractNumId="6" w15:restartNumberingAfterBreak="0">
+    <w:nsid w:val="3EE3507C"/>
+    <w:multiLevelType w:val="hybridMultilevel"/>
+    <w:tmpl w:val="CEE4B50C"/>
+    <w:lvl w:ilvl="0" w:tplc="04160001">
+      <w:start w:val="1"/>
+      <w:numFmt w:val="bullet"/>
+      <w:lvlText w:val=""/>
+      <w:lvlJc w:val="left"/>
+      <w:pPr>
+        <w:ind w:left="1440" w:hanging="360"/>
+      </w:pPr>
+      <w:rPr>
+        <w:rFonts w:ascii="Symbol" w:hAnsi="Symbol" w:hint="default"/>
+      </w:rPr>
+    </w:lvl>
+    <w:lvl w:ilvl="1" w:tplc="04160003" w:tentative="1">
+      <w:start w:val="1"/>
+      <w:numFmt w:val="bullet"/>
+      <w:lvlText w:val="o"/>
+      <w:lvlJc w:val="left"/>
+      <w:pPr>
+        <w:ind w:left="2160" w:hanging="360"/>
+      </w:pPr>
+      <w:rPr>
+        <w:rFonts w:ascii="Courier New" w:hAnsi="Courier New" w:cs="Courier New" w:hint="default"/>
+      </w:rPr>
+    </w:lvl>
+    <w:lvl w:ilvl="2" w:tplc="04160005" w:tentative="1">
+      <w:start w:val="1"/>
+      <w:numFmt w:val="bullet"/>
+      <w:lvlText w:val=""/>
+      <w:lvlJc w:val="left"/>
+      <w:pPr>
+        <w:ind w:left="2880" w:hanging="360"/>
+      </w:pPr>
+      <w:rPr>
+        <w:rFonts w:ascii="Wingdings" w:hAnsi="Wingdings" w:hint="default"/>
+      </w:rPr>
+    </w:lvl>
+    <w:lvl w:ilvl="3" w:tplc="04160001" w:tentative="1">
+      <w:start w:val="1"/>
+      <w:numFmt w:val="bullet"/>
+      <w:lvlText w:val=""/>
+      <w:lvlJc w:val="left"/>
+      <w:pPr>
+        <w:ind w:left="3600" w:hanging="360"/>
+      </w:pPr>
+      <w:rPr>
+        <w:rFonts w:ascii="Symbol" w:hAnsi="Symbol" w:hint="default"/>
+      </w:rPr>
+    </w:lvl>
+    <w:lvl w:ilvl="4" w:tplc="04160003" w:tentative="1">
+      <w:start w:val="1"/>
+      <w:numFmt w:val="bullet"/>
+      <w:lvlText w:val="o"/>
+      <w:lvlJc w:val="left"/>
+      <w:pPr>
+        <w:ind w:left="4320" w:hanging="360"/>
+      </w:pPr>
+      <w:rPr>
+        <w:rFonts w:ascii="Courier New" w:hAnsi="Courier New" w:cs="Courier New" w:hint="default"/>
+      </w:rPr>
+    </w:lvl>
+    <w:lvl w:ilvl="5" w:tplc="04160005" w:tentative="1">
+      <w:start w:val="1"/>
+      <w:numFmt w:val="bullet"/>
+      <w:lvlText w:val=""/>
+      <w:lvlJc w:val="left"/>
+      <w:pPr>
+        <w:ind w:left="5040" w:hanging="360"/>
+      </w:pPr>
+      <w:rPr>
+        <w:rFonts w:ascii="Wingdings" w:hAnsi="Wingdings" w:hint="default"/>
+      </w:rPr>
+    </w:lvl>
+    <w:lvl w:ilvl="6" w:tplc="04160001" w:tentative="1">
+      <w:start w:val="1"/>
+      <w:numFmt w:val="bullet"/>
+      <w:lvlText w:val=""/>
+      <w:lvlJc w:val="left"/>
+      <w:pPr>
+        <w:ind w:left="5760" w:hanging="360"/>
+      </w:pPr>
+      <w:rPr>
+        <w:rFonts w:ascii="Symbol" w:hAnsi="Symbol" w:hint="default"/>
+      </w:rPr>
+    </w:lvl>
+    <w:lvl w:ilvl="7" w:tplc="04160003" w:tentative="1">
+      <w:start w:val="1"/>
+      <w:numFmt w:val="bullet"/>
+      <w:lvlText w:val="o"/>
+      <w:lvlJc w:val="left"/>
+      <w:pPr>
+        <w:ind w:left="6480" w:hanging="360"/>
+      </w:pPr>
+      <w:rPr>
+        <w:rFonts w:ascii="Courier New" w:hAnsi="Courier New" w:cs="Courier New" w:hint="default"/>
+      </w:rPr>
+    </w:lvl>
+    <w:lvl w:ilvl="8" w:tplc="04160005" w:tentative="1">
+      <w:start w:val="1"/>
+      <w:numFmt w:val="bullet"/>
+      <w:lvlText w:val=""/>
+      <w:lvlJc w:val="left"/>
+      <w:pPr>
+        <w:ind w:left="7200" w:hanging="360"/>
+      </w:pPr>
+      <w:rPr>
+        <w:rFonts w:ascii="Wingdings" w:hAnsi="Wingdings" w:hint="default"/>
+      </w:rPr>
+    </w:lvl>
+  </w:abstractNum>
+  <w:abstractNum w:abstractNumId="7" w15:restartNumberingAfterBreak="0">
+    <w:nsid w:val="41245178"/>
+    <w:multiLevelType w:val="hybridMultilevel"/>
+    <w:tmpl w:val="51628928"/>
+    <w:lvl w:ilvl="0" w:tplc="0416000F">
+      <w:start w:val="1"/>
+      <w:numFmt w:val="decimal"/>
+      <w:lvlText w:val="%1."/>
+      <w:lvlJc w:val="left"/>
+      <w:pPr>
+        <w:ind w:left="1440" w:hanging="360"/>
+      </w:pPr>
+    </w:lvl>
+    <w:lvl w:ilvl="1" w:tplc="04160019" w:tentative="1">
+      <w:start w:val="1"/>
+      <w:numFmt w:val="lowerLetter"/>
+      <w:lvlText w:val="%2."/>
+      <w:lvlJc w:val="left"/>
+      <w:pPr>
+        <w:ind w:left="2160" w:hanging="360"/>
+      </w:pPr>
+    </w:lvl>
+    <w:lvl w:ilvl="2" w:tplc="0416001B" w:tentative="1">
+      <w:start w:val="1"/>
+      <w:numFmt w:val="lowerRoman"/>
+      <w:lvlText w:val="%3."/>
+      <w:lvlJc w:val="right"/>
+      <w:pPr>
+        <w:ind w:left="2880" w:hanging="180"/>
+      </w:pPr>
+    </w:lvl>
+    <w:lvl w:ilvl="3" w:tplc="0416000F" w:tentative="1">
+      <w:start w:val="1"/>
+      <w:numFmt w:val="decimal"/>
+      <w:lvlText w:val="%4."/>
+      <w:lvlJc w:val="left"/>
+      <w:pPr>
+        <w:ind w:left="3600" w:hanging="360"/>
+      </w:pPr>
+    </w:lvl>
+    <w:lvl w:ilvl="4" w:tplc="04160019" w:tentative="1">
+      <w:start w:val="1"/>
+      <w:numFmt w:val="lowerLetter"/>
+      <w:lvlText w:val="%5."/>
+      <w:lvlJc w:val="left"/>
+      <w:pPr>
+        <w:ind w:left="4320" w:hanging="360"/>
+      </w:pPr>
+    </w:lvl>
+    <w:lvl w:ilvl="5" w:tplc="0416001B" w:tentative="1">
+      <w:start w:val="1"/>
+      <w:numFmt w:val="lowerRoman"/>
+      <w:lvlText w:val="%6."/>
+      <w:lvlJc w:val="right"/>
+      <w:pPr>
+        <w:ind w:left="5040" w:hanging="180"/>
+      </w:pPr>
+    </w:lvl>
+    <w:lvl w:ilvl="6" w:tplc="0416000F" w:tentative="1">
+      <w:start w:val="1"/>
+      <w:numFmt w:val="decimal"/>
+      <w:lvlText w:val="%7."/>
+      <w:lvlJc w:val="left"/>
+      <w:pPr>
+        <w:ind w:left="5760" w:hanging="360"/>
+      </w:pPr>
+    </w:lvl>
+    <w:lvl w:ilvl="7" w:tplc="04160019" w:tentative="1">
+      <w:start w:val="1"/>
+      <w:numFmt w:val="lowerLetter"/>
+      <w:lvlText w:val="%8."/>
+      <w:lvlJc w:val="left"/>
+      <w:pPr>
+        <w:ind w:left="6480" w:hanging="360"/>
+      </w:pPr>
+    </w:lvl>
+    <w:lvl w:ilvl="8" w:tplc="0416001B" w:tentative="1">
+      <w:start w:val="1"/>
+      <w:numFmt w:val="lowerRoman"/>
+      <w:lvlText w:val="%9."/>
+      <w:lvlJc w:val="right"/>
+      <w:pPr>
+        <w:ind w:left="7200" w:hanging="180"/>
+      </w:pPr>
+    </w:lvl>
+  </w:abstractNum>
+  <w:abstractNum w:abstractNumId="8" w15:restartNumberingAfterBreak="0">
+    <w:nsid w:val="42021A35"/>
+    <w:multiLevelType w:val="hybridMultilevel"/>
+    <w:tmpl w:val="6214EE1E"/>
+    <w:lvl w:ilvl="0" w:tplc="04160001">
+      <w:start w:val="1"/>
+      <w:numFmt w:val="bullet"/>
+      <w:lvlText w:val=""/>
+      <w:lvlJc w:val="left"/>
+      <w:pPr>
+        <w:ind w:left="720" w:hanging="360"/>
+      </w:pPr>
+      <w:rPr>
+        <w:rFonts w:ascii="Symbol" w:hAnsi="Symbol" w:hint="default"/>
+      </w:rPr>
+    </w:lvl>
+    <w:lvl w:ilvl="1" w:tplc="04160003" w:tentative="1">
+      <w:start w:val="1"/>
+      <w:numFmt w:val="bullet"/>
+      <w:lvlText w:val="o"/>
+      <w:lvlJc w:val="left"/>
+      <w:pPr>
+        <w:ind w:left="1440" w:hanging="360"/>
+      </w:pPr>
+      <w:rPr>
+        <w:rFonts w:ascii="Courier New" w:hAnsi="Courier New" w:cs="Courier New" w:hint="default"/>
+      </w:rPr>
+    </w:lvl>
+    <w:lvl w:ilvl="2" w:tplc="04160005" w:tentative="1">
+      <w:start w:val="1"/>
+      <w:numFmt w:val="bullet"/>
+      <w:lvlText w:val=""/>
+      <w:lvlJc w:val="left"/>
+      <w:pPr>
+        <w:ind w:left="2160" w:hanging="360"/>
+      </w:pPr>
+      <w:rPr>
+        <w:rFonts w:ascii="Wingdings" w:hAnsi="Wingdings" w:hint="default"/>
+      </w:rPr>
+    </w:lvl>
+    <w:lvl w:ilvl="3" w:tplc="04160001" w:tentative="1">
+      <w:start w:val="1"/>
+      <w:numFmt w:val="bullet"/>
+      <w:lvlText w:val=""/>
+      <w:lvlJc w:val="left"/>
+      <w:pPr>
+        <w:ind w:left="2880" w:hanging="360"/>
+      </w:pPr>
+      <w:rPr>
+        <w:rFonts w:ascii="Symbol" w:hAnsi="Symbol" w:hint="default"/>
+      </w:rPr>
+    </w:lvl>
+    <w:lvl w:ilvl="4" w:tplc="04160003" w:tentative="1">
+      <w:start w:val="1"/>
+      <w:numFmt w:val="bullet"/>
+      <w:lvlText w:val="o"/>
+      <w:lvlJc w:val="left"/>
+      <w:pPr>
+        <w:ind w:left="3600" w:hanging="360"/>
+      </w:pPr>
+      <w:rPr>
+        <w:rFonts w:ascii="Courier New" w:hAnsi="Courier New" w:cs="Courier New" w:hint="default"/>
+      </w:rPr>
+    </w:lvl>
+    <w:lvl w:ilvl="5" w:tplc="04160005" w:tentative="1">
+      <w:start w:val="1"/>
+      <w:numFmt w:val="bullet"/>
+      <w:lvlText w:val=""/>
+      <w:lvlJc w:val="left"/>
+      <w:pPr>
+        <w:ind w:left="4320" w:hanging="360"/>
+      </w:pPr>
+      <w:rPr>
+        <w:rFonts w:ascii="Wingdings" w:hAnsi="Wingdings" w:hint="default"/>
+      </w:rPr>
+    </w:lvl>
+    <w:lvl w:ilvl="6" w:tplc="04160001" w:tentative="1">
+      <w:start w:val="1"/>
+      <w:numFmt w:val="bullet"/>
+      <w:lvlText w:val=""/>
+      <w:lvlJc w:val="left"/>
+      <w:pPr>
+        <w:ind w:left="5040" w:hanging="360"/>
+      </w:pPr>
+      <w:rPr>
+        <w:rFonts w:ascii="Symbol" w:hAnsi="Symbol" w:hint="default"/>
+      </w:rPr>
+    </w:lvl>
+    <w:lvl w:ilvl="7" w:tplc="04160003" w:tentative="1">
+      <w:start w:val="1"/>
+      <w:numFmt w:val="bullet"/>
+      <w:lvlText w:val="o"/>
+      <w:lvlJc w:val="left"/>
+      <w:pPr>
+        <w:ind w:left="5760" w:hanging="360"/>
+      </w:pPr>
+      <w:rPr>
+        <w:rFonts w:ascii="Courier New" w:hAnsi="Courier New" w:cs="Courier New" w:hint="default"/>
+      </w:rPr>
+    </w:lvl>
+    <w:lvl w:ilvl="8" w:tplc="04160005" w:tentative="1">
+      <w:start w:val="1"/>
+      <w:numFmt w:val="bullet"/>
+      <w:lvlText w:val=""/>
+      <w:lvlJc w:val="left"/>
+      <w:pPr>
+        <w:ind w:left="6480" w:hanging="360"/>
+      </w:pPr>
+      <w:rPr>
+        <w:rFonts w:ascii="Wingdings" w:hAnsi="Wingdings" w:hint="default"/>
+      </w:rPr>
+    </w:lvl>
+  </w:abstractNum>
+  <w:abstractNum w:abstractNumId="9" w15:restartNumberingAfterBreak="0">
+    <w:nsid w:val="47DD2380"/>
+    <w:multiLevelType w:val="hybridMultilevel"/>
+    <w:tmpl w:val="3DC661E6"/>
+    <w:lvl w:ilvl="0" w:tplc="0416000F">
+      <w:start w:val="1"/>
+      <w:numFmt w:val="decimal"/>
+      <w:lvlText w:val="%1."/>
+      <w:lvlJc w:val="left"/>
+      <w:pPr>
+        <w:ind w:left="1440" w:hanging="360"/>
+      </w:pPr>
+    </w:lvl>
+    <w:lvl w:ilvl="1" w:tplc="04160019" w:tentative="1">
+      <w:start w:val="1"/>
+      <w:numFmt w:val="lowerLetter"/>
+      <w:lvlText w:val="%2."/>
+      <w:lvlJc w:val="left"/>
+      <w:pPr>
+        <w:ind w:left="2160" w:hanging="360"/>
+      </w:pPr>
+    </w:lvl>
+    <w:lvl w:ilvl="2" w:tplc="0416001B" w:tentative="1">
+      <w:start w:val="1"/>
+      <w:numFmt w:val="lowerRoman"/>
+      <w:lvlText w:val="%3."/>
+      <w:lvlJc w:val="right"/>
+      <w:pPr>
+        <w:ind w:left="2880" w:hanging="180"/>
+      </w:pPr>
+    </w:lvl>
+    <w:lvl w:ilvl="3" w:tplc="0416000F" w:tentative="1">
+      <w:start w:val="1"/>
+      <w:numFmt w:val="decimal"/>
+      <w:lvlText w:val="%4."/>
+      <w:lvlJc w:val="left"/>
+      <w:pPr>
+        <w:ind w:left="3600" w:hanging="360"/>
+      </w:pPr>
+    </w:lvl>
+    <w:lvl w:ilvl="4" w:tplc="04160019" w:tentative="1">
+      <w:start w:val="1"/>
+      <w:numFmt w:val="lowerLetter"/>
+      <w:lvlText w:val="%5."/>
+      <w:lvlJc w:val="left"/>
+      <w:pPr>
+        <w:ind w:left="4320" w:hanging="360"/>
+      </w:pPr>
+    </w:lvl>
+    <w:lvl w:ilvl="5" w:tplc="0416001B" w:tentative="1">
+      <w:start w:val="1"/>
+      <w:numFmt w:val="lowerRoman"/>
+      <w:lvlText w:val="%6."/>
+      <w:lvlJc w:val="right"/>
+      <w:pPr>
+        <w:ind w:left="5040" w:hanging="180"/>
+      </w:pPr>
+    </w:lvl>
+    <w:lvl w:ilvl="6" w:tplc="0416000F" w:tentative="1">
+      <w:start w:val="1"/>
+      <w:numFmt w:val="decimal"/>
+      <w:lvlText w:val="%7."/>
+      <w:lvlJc w:val="left"/>
+      <w:pPr>
+        <w:ind w:left="5760" w:hanging="360"/>
+      </w:pPr>
+    </w:lvl>
+    <w:lvl w:ilvl="7" w:tplc="04160019" w:tentative="1">
+      <w:start w:val="1"/>
+      <w:numFmt w:val="lowerLetter"/>
+      <w:lvlText w:val="%8."/>
+      <w:lvlJc w:val="left"/>
+      <w:pPr>
+        <w:ind w:left="6480" w:hanging="360"/>
+      </w:pPr>
+    </w:lvl>
+    <w:lvl w:ilvl="8" w:tplc="0416001B" w:tentative="1">
+      <w:start w:val="1"/>
+      <w:numFmt w:val="lowerRoman"/>
+      <w:lvlText w:val="%9."/>
+      <w:lvlJc w:val="right"/>
+      <w:pPr>
+        <w:ind w:left="7200" w:hanging="180"/>
+      </w:pPr>
+    </w:lvl>
+  </w:abstractNum>
+  <w:abstractNum w:abstractNumId="10" w15:restartNumberingAfterBreak="0">
+    <w:nsid w:val="6350443C"/>
+    <w:multiLevelType w:val="hybridMultilevel"/>
+    <w:tmpl w:val="71DA1314"/>
+    <w:lvl w:ilvl="0" w:tplc="04160003">
+      <w:start w:val="1"/>
+      <w:numFmt w:val="bullet"/>
+      <w:lvlText w:val="o"/>
+      <w:lvlJc w:val="left"/>
+      <w:pPr>
+        <w:ind w:left="720" w:hanging="360"/>
+      </w:pPr>
+      <w:rPr>
+        <w:rFonts w:ascii="Courier New" w:hAnsi="Courier New" w:cs="Courier New" w:hint="default"/>
+      </w:rPr>
+    </w:lvl>
+    <w:lvl w:ilvl="1" w:tplc="04160003" w:tentative="1">
+      <w:start w:val="1"/>
+      <w:numFmt w:val="bullet"/>
+      <w:lvlText w:val="o"/>
+      <w:lvlJc w:val="left"/>
+      <w:pPr>
+        <w:ind w:left="1440" w:hanging="360"/>
+      </w:pPr>
+      <w:rPr>
+        <w:rFonts w:ascii="Courier New" w:hAnsi="Courier New" w:cs="Courier New" w:hint="default"/>
+      </w:rPr>
+    </w:lvl>
+    <w:lvl w:ilvl="2" w:tplc="04160005" w:tentative="1">
+      <w:start w:val="1"/>
+      <w:numFmt w:val="bullet"/>
+      <w:lvlText w:val=""/>
+      <w:lvlJc w:val="left"/>
+      <w:pPr>
+        <w:ind w:left="2160" w:hanging="360"/>
+      </w:pPr>
+      <w:rPr>
+        <w:rFonts w:ascii="Wingdings" w:hAnsi="Wingdings" w:hint="default"/>
+      </w:rPr>
+    </w:lvl>
+    <w:lvl w:ilvl="3" w:tplc="04160001" w:tentative="1">
+      <w:start w:val="1"/>
+      <w:numFmt w:val="bullet"/>
+      <w:lvlText w:val=""/>
+      <w:lvlJc w:val="left"/>
+      <w:pPr>
+        <w:ind w:left="2880" w:hanging="360"/>
+      </w:pPr>
+      <w:rPr>
+        <w:rFonts w:ascii="Symbol" w:hAnsi="Symbol" w:hint="default"/>
+      </w:rPr>
+    </w:lvl>
+    <w:lvl w:ilvl="4" w:tplc="04160003" w:tentative="1">
+      <w:start w:val="1"/>
+      <w:numFmt w:val="bullet"/>
+      <w:lvlText w:val="o"/>
+      <w:lvlJc w:val="left"/>
+      <w:pPr>
+        <w:ind w:left="3600" w:hanging="360"/>
+      </w:pPr>
+      <w:rPr>
+        <w:rFonts w:ascii="Courier New" w:hAnsi="Courier New" w:cs="Courier New" w:hint="default"/>
+      </w:rPr>
+    </w:lvl>
+    <w:lvl w:ilvl="5" w:tplc="04160005" w:tentative="1">
+      <w:start w:val="1"/>
+      <w:numFmt w:val="bullet"/>
+      <w:lvlText w:val=""/>
+      <w:lvlJc w:val="left"/>
+      <w:pPr>
+        <w:ind w:left="4320" w:hanging="360"/>
+      </w:pPr>
+      <w:rPr>
+        <w:rFonts w:ascii="Wingdings" w:hAnsi="Wingdings" w:hint="default"/>
+      </w:rPr>
+    </w:lvl>
+    <w:lvl w:ilvl="6" w:tplc="04160001" w:tentative="1">
+      <w:start w:val="1"/>
+      <w:numFmt w:val="bullet"/>
+      <w:lvlText w:val=""/>
+      <w:lvlJc w:val="left"/>
+      <w:pPr>
+        <w:ind w:left="5040" w:hanging="360"/>
+      </w:pPr>
+      <w:rPr>
+        <w:rFonts w:ascii="Symbol" w:hAnsi="Symbol" w:hint="default"/>
+      </w:rPr>
+    </w:lvl>
+    <w:lvl w:ilvl="7" w:tplc="04160003" w:tentative="1">
+      <w:start w:val="1"/>
+      <w:numFmt w:val="bullet"/>
+      <w:lvlText w:val="o"/>
+      <w:lvlJc w:val="left"/>
+      <w:pPr>
+        <w:ind w:left="5760" w:hanging="360"/>
+      </w:pPr>
+      <w:rPr>
+        <w:rFonts w:ascii="Courier New" w:hAnsi="Courier New" w:cs="Courier New" w:hint="default"/>
+      </w:rPr>
+    </w:lvl>
+    <w:lvl w:ilvl="8" w:tplc="04160005" w:tentative="1">
+      <w:start w:val="1"/>
+      <w:numFmt w:val="bullet"/>
+      <w:lvlText w:val=""/>
+      <w:lvlJc w:val="left"/>
+      <w:pPr>
+        <w:ind w:left="6480" w:hanging="360"/>
+      </w:pPr>
+      <w:rPr>
+        <w:rFonts w:ascii="Wingdings" w:hAnsi="Wingdings" w:hint="default"/>
+      </w:rPr>
+    </w:lvl>
+  </w:abstractNum>
+  <w:abstractNum w:abstractNumId="11" w15:restartNumberingAfterBreak="0">
+    <w:nsid w:val="6FC93C44"/>
+    <w:multiLevelType w:val="hybridMultilevel"/>
+    <w:tmpl w:val="8CEEEF4C"/>
+    <w:lvl w:ilvl="0" w:tplc="04160001">
+      <w:start w:val="1"/>
+      <w:numFmt w:val="bullet"/>
+      <w:lvlText w:val=""/>
+      <w:lvlJc w:val="left"/>
+      <w:pPr>
+        <w:ind w:left="720" w:hanging="360"/>
+      </w:pPr>
+      <w:rPr>
+        <w:rFonts w:ascii="Symbol" w:hAnsi="Symbol" w:hint="default"/>
+      </w:rPr>
+    </w:lvl>
+    <w:lvl w:ilvl="1" w:tplc="04160003" w:tentative="1">
+      <w:start w:val="1"/>
+      <w:numFmt w:val="bullet"/>
+      <w:lvlText w:val="o"/>
+      <w:lvlJc w:val="left"/>
+      <w:pPr>
+        <w:ind w:left="1440" w:hanging="360"/>
+      </w:pPr>
+      <w:rPr>
+        <w:rFonts w:ascii="Courier New" w:hAnsi="Courier New" w:cs="Courier New" w:hint="default"/>
+      </w:rPr>
+    </w:lvl>
+    <w:lvl w:ilvl="2" w:tplc="04160005" w:tentative="1">
+      <w:start w:val="1"/>
+      <w:numFmt w:val="bullet"/>
+      <w:lvlText w:val=""/>
+      <w:lvlJc w:val="left"/>
+      <w:pPr>
+        <w:ind w:left="2160" w:hanging="360"/>
+      </w:pPr>
+      <w:rPr>
+        <w:rFonts w:ascii="Wingdings" w:hAnsi="Wingdings" w:hint="default"/>
+      </w:rPr>
+    </w:lvl>
+    <w:lvl w:ilvl="3" w:tplc="04160001" w:tentative="1">
+      <w:start w:val="1"/>
+      <w:numFmt w:val="bullet"/>
+      <w:lvlText w:val=""/>
+      <w:lvlJc w:val="left"/>
+      <w:pPr>
+        <w:ind w:left="2880" w:hanging="360"/>
+      </w:pPr>
+      <w:rPr>
+        <w:rFonts w:ascii="Symbol" w:hAnsi="Symbol" w:hint="default"/>
+      </w:rPr>
+    </w:lvl>
+    <w:lvl w:ilvl="4" w:tplc="04160003" w:tentative="1">
+      <w:start w:val="1"/>
+      <w:numFmt w:val="bullet"/>
+      <w:lvlText w:val="o"/>
+      <w:lvlJc w:val="left"/>
+      <w:pPr>
+        <w:ind w:left="3600" w:hanging="360"/>
+      </w:pPr>
+      <w:rPr>
+        <w:rFonts w:ascii="Courier New" w:hAnsi="Courier New" w:cs="Courier New" w:hint="default"/>
+      </w:rPr>
+    </w:lvl>
+    <w:lvl w:ilvl="5" w:tplc="04160005" w:tentative="1">
+      <w:start w:val="1"/>
+      <w:numFmt w:val="bullet"/>
+      <w:lvlText w:val=""/>
+      <w:lvlJc w:val="left"/>
+      <w:pPr>
+        <w:ind w:left="4320" w:hanging="360"/>
+      </w:pPr>
+      <w:rPr>
+        <w:rFonts w:ascii="Wingdings" w:hAnsi="Wingdings" w:hint="default"/>
+      </w:rPr>
+    </w:lvl>
+    <w:lvl w:ilvl="6" w:tplc="04160001" w:tentative="1">
+      <w:start w:val="1"/>
+      <w:numFmt w:val="bullet"/>
+      <w:lvlText w:val=""/>
+      <w:lvlJc w:val="left"/>
+      <w:pPr>
+        <w:ind w:left="5040" w:hanging="360"/>
+      </w:pPr>
+      <w:rPr>
+        <w:rFonts w:ascii="Symbol" w:hAnsi="Symbol" w:hint="default"/>
+      </w:rPr>
+    </w:lvl>
+    <w:lvl w:ilvl="7" w:tplc="04160003" w:tentative="1">
+      <w:start w:val="1"/>
+      <w:numFmt w:val="bullet"/>
+      <w:lvlText w:val="o"/>
+      <w:lvlJc w:val="left"/>
+      <w:pPr>
+        <w:ind w:left="5760" w:hanging="360"/>
+      </w:pPr>
+      <w:rPr>
+        <w:rFonts w:ascii="Courier New" w:hAnsi="Courier New" w:cs="Courier New" w:hint="default"/>
+      </w:rPr>
+    </w:lvl>
+    <w:lvl w:ilvl="8" w:tplc="04160005" w:tentative="1">
+      <w:start w:val="1"/>
+      <w:numFmt w:val="bullet"/>
+      <w:lvlText w:val=""/>
+      <w:lvlJc w:val="left"/>
+      <w:pPr>
+        <w:ind w:left="6480" w:hanging="360"/>
+      </w:pPr>
+      <w:rPr>
+        <w:rFonts w:ascii="Wingdings" w:hAnsi="Wingdings" w:hint="default"/>
+      </w:rPr>
+    </w:lvl>
+  </w:abstractNum>
+  <w:abstractNum w:abstractNumId="12" w15:restartNumberingAfterBreak="0">
+    <w:nsid w:val="71E70228"/>
+    <w:multiLevelType w:val="hybridMultilevel"/>
+    <w:tmpl w:val="CBA2BE84"/>
+    <w:lvl w:ilvl="0" w:tplc="0416000F">
+      <w:start w:val="1"/>
+      <w:numFmt w:val="decimal"/>
+      <w:lvlText w:val="%1."/>
+      <w:lvlJc w:val="left"/>
+      <w:pPr>
+        <w:ind w:left="720" w:hanging="360"/>
+      </w:pPr>
+    </w:lvl>
+    <w:lvl w:ilvl="1" w:tplc="04160019" w:tentative="1">
+      <w:start w:val="1"/>
+      <w:numFmt w:val="lowerLetter"/>
+      <w:lvlText w:val="%2."/>
+      <w:lvlJc w:val="left"/>
+      <w:pPr>
+        <w:ind w:left="1440" w:hanging="360"/>
+      </w:pPr>
+    </w:lvl>
+    <w:lvl w:ilvl="2" w:tplc="0416001B" w:tentative="1">
+      <w:start w:val="1"/>
+      <w:numFmt w:val="lowerRoman"/>
+      <w:lvlText w:val="%3."/>
+      <w:lvlJc w:val="right"/>
+      <w:pPr>
+        <w:ind w:left="2160" w:hanging="180"/>
+      </w:pPr>
+    </w:lvl>
+    <w:lvl w:ilvl="3" w:tplc="0416000F" w:tentative="1">
+      <w:start w:val="1"/>
+      <w:numFmt w:val="decimal"/>
+      <w:lvlText w:val="%4."/>
+      <w:lvlJc w:val="left"/>
+      <w:pPr>
+        <w:ind w:left="2880" w:hanging="360"/>
+      </w:pPr>
+    </w:lvl>
+    <w:lvl w:ilvl="4" w:tplc="04160019" w:tentative="1">
+      <w:start w:val="1"/>
+      <w:numFmt w:val="lowerLetter"/>
+      <w:lvlText w:val="%5."/>
+      <w:lvlJc w:val="left"/>
+      <w:pPr>
+        <w:ind w:left="3600" w:hanging="360"/>
+      </w:pPr>
+    </w:lvl>
+    <w:lvl w:ilvl="5" w:tplc="0416001B" w:tentative="1">
+      <w:start w:val="1"/>
+      <w:numFmt w:val="lowerRoman"/>
+      <w:lvlText w:val="%6."/>
+      <w:lvlJc w:val="right"/>
+      <w:pPr>
+        <w:ind w:left="4320" w:hanging="180"/>
+      </w:pPr>
+    </w:lvl>
+    <w:lvl w:ilvl="6" w:tplc="0416000F" w:tentative="1">
+      <w:start w:val="1"/>
+      <w:numFmt w:val="decimal"/>
+      <w:lvlText w:val="%7."/>
+      <w:lvlJc w:val="left"/>
+      <w:pPr>
+        <w:ind w:left="5040" w:hanging="360"/>
+      </w:pPr>
+    </w:lvl>
+    <w:lvl w:ilvl="7" w:tplc="04160019" w:tentative="1">
+      <w:start w:val="1"/>
+      <w:numFmt w:val="lowerLetter"/>
+      <w:lvlText w:val="%8."/>
+      <w:lvlJc w:val="left"/>
+      <w:pPr>
+        <w:ind w:left="5760" w:hanging="360"/>
+      </w:pPr>
+    </w:lvl>
+    <w:lvl w:ilvl="8" w:tplc="0416001B" w:tentative="1">
+      <w:start w:val="1"/>
+      <w:numFmt w:val="lowerRoman"/>
+      <w:lvlText w:val="%9."/>
+      <w:lvlJc w:val="right"/>
+      <w:pPr>
+        <w:ind w:left="6480" w:hanging="180"/>
+      </w:pPr>
+    </w:lvl>
+  </w:abstractNum>
+  <w:num w:numId="1" w16cid:durableId="1404375767">
+    <w:abstractNumId w:val="11"/>
+  </w:num>
+  <w:num w:numId="2" w16cid:durableId="2116901141">
+    <w:abstractNumId w:val="8"/>
+  </w:num>
+  <w:num w:numId="3" w16cid:durableId="78643552">
+    <w:abstractNumId w:val="12"/>
+  </w:num>
+  <w:num w:numId="4" w16cid:durableId="1166164036">
+    <w:abstractNumId w:val="6"/>
+  </w:num>
+  <w:num w:numId="5" w16cid:durableId="984238267">
+    <w:abstractNumId w:val="10"/>
+  </w:num>
+  <w:num w:numId="6" w16cid:durableId="2046171274">
+    <w:abstractNumId w:val="5"/>
+  </w:num>
+  <w:num w:numId="7" w16cid:durableId="605111900">
+    <w:abstractNumId w:val="0"/>
+  </w:num>
+  <w:num w:numId="8" w16cid:durableId="54595996">
+    <w:abstractNumId w:val="9"/>
+  </w:num>
+  <w:num w:numId="9" w16cid:durableId="1168322143">
+    <w:abstractNumId w:val="7"/>
+  </w:num>
+  <w:num w:numId="10" w16cid:durableId="432629590">
+    <w:abstractNumId w:val="3"/>
+  </w:num>
+  <w:num w:numId="11" w16cid:durableId="402146324">
+    <w:abstractNumId w:val="1"/>
+  </w:num>
+  <w:num w:numId="12" w16cid:durableId="1545405593">
+    <w:abstractNumId w:val="4"/>
+  </w:num>
+  <w:num w:numId="13" w16cid:durableId="1827739208">
+    <w:abstractNumId w:val="2"/>
+  </w:num>
+</w:numbering>
 </file>
 
 <file path=word/styles.xml><?xml version="1.0" encoding="utf-8"?>
@@ -987,6 +3051,26 @@
     <w:name w:val="Normal"/>
     <w:qFormat/>
   </w:style>
+  <w:style w:type="paragraph" w:styleId="Ttulo3">
+    <w:name w:val="heading 3"/>
+    <w:basedOn w:val="Normal"/>
+    <w:link w:val="Ttulo3Char"/>
+    <w:uiPriority w:val="9"/>
+    <w:qFormat/>
+    <w:rsid w:val="00A252A8"/>
+    <w:pPr>
+      <w:spacing w:before="100" w:beforeAutospacing="1" w:after="100" w:afterAutospacing="1" w:line="240" w:lineRule="auto"/>
+      <w:outlineLvl w:val="2"/>
+    </w:pPr>
+    <w:rPr>
+      <w:rFonts w:ascii="Times New Roman" w:eastAsia="Times New Roman" w:hAnsi="Times New Roman" w:cs="Times New Roman"/>
+      <w:b/>
+      <w:bCs/>
+      <w:sz w:val="27"/>
+      <w:szCs w:val="27"/>
+      <w:lang w:eastAsia="pt-BR"/>
+    </w:rPr>
+  </w:style>
   <w:style w:type="character" w:default="1" w:styleId="Fontepargpadro">
     <w:name w:val="Default Paragraph Font"/>
     <w:uiPriority w:val="1"/>
@@ -1387,6 +3471,66 @@
     <w:link w:val="Rodap"/>
     <w:uiPriority w:val="99"/>
     <w:rsid w:val="005A69D4"/>
+  </w:style>
+  <w:style w:type="paragraph" w:styleId="PargrafodaLista">
+    <w:name w:val="List Paragraph"/>
+    <w:basedOn w:val="Normal"/>
+    <w:uiPriority w:val="34"/>
+    <w:qFormat/>
+    <w:rsid w:val="00620EB4"/>
+    <w:pPr>
+      <w:ind w:left="720"/>
+      <w:contextualSpacing/>
+    </w:pPr>
+  </w:style>
+  <w:style w:type="character" w:styleId="Hyperlink">
+    <w:name w:val="Hyperlink"/>
+    <w:basedOn w:val="Fontepargpadro"/>
+    <w:uiPriority w:val="99"/>
+    <w:unhideWhenUsed/>
+    <w:rsid w:val="00DF032C"/>
+    <w:rPr>
+      <w:color w:val="0000FF" w:themeColor="hyperlink"/>
+      <w:u w:val="single"/>
+    </w:rPr>
+  </w:style>
+  <w:style w:type="character" w:styleId="MenoPendente">
+    <w:name w:val="Unresolved Mention"/>
+    <w:basedOn w:val="Fontepargpadro"/>
+    <w:uiPriority w:val="99"/>
+    <w:semiHidden/>
+    <w:unhideWhenUsed/>
+    <w:rsid w:val="00DF032C"/>
+    <w:rPr>
+      <w:color w:val="605E5C"/>
+      <w:shd w:val="clear" w:color="auto" w:fill="E1DFDD"/>
+    </w:rPr>
+  </w:style>
+  <w:style w:type="character" w:customStyle="1" w:styleId="Ttulo3Char">
+    <w:name w:val="Título 3 Char"/>
+    <w:basedOn w:val="Fontepargpadro"/>
+    <w:link w:val="Ttulo3"/>
+    <w:uiPriority w:val="9"/>
+    <w:rsid w:val="00A252A8"/>
+    <w:rPr>
+      <w:rFonts w:ascii="Times New Roman" w:eastAsia="Times New Roman" w:hAnsi="Times New Roman" w:cs="Times New Roman"/>
+      <w:b/>
+      <w:bCs/>
+      <w:sz w:val="27"/>
+      <w:szCs w:val="27"/>
+      <w:lang w:eastAsia="pt-BR"/>
+    </w:rPr>
+  </w:style>
+  <w:style w:type="character" w:styleId="nfase">
+    <w:name w:val="Emphasis"/>
+    <w:basedOn w:val="Fontepargpadro"/>
+    <w:uiPriority w:val="20"/>
+    <w:qFormat/>
+    <w:rsid w:val="00A252A8"/>
+    <w:rPr>
+      <w:i/>
+      <w:iCs/>
+    </w:rPr>
   </w:style>
 </w:styles>
 </file>

--- a/2-periodo/Limite e derivada/ARP-01.docx
+++ b/2-periodo/Limite e derivada/ARP-01.docx
@@ -100,69 +100,13 @@
         </w:rPr>
         <w:t>Matheus Marques Portela</w:t>
       </w:r>
-    </w:p>
-    <w:p>
-      <w:pPr>
-        <w:spacing w:after="0" w:line="360" w:lineRule="auto"/>
-        <w:jc w:val="both"/>
-        <w:rPr>
-          <w:rFonts w:ascii="Times New Roman" w:hAnsi="Times New Roman" w:cs="Times New Roman"/>
-          <w:b/>
-          <w:bCs/>
-          <w:sz w:val="24"/>
-          <w:szCs w:val="24"/>
-        </w:rPr>
-      </w:pPr>
-      <w:r>
-        <w:rPr>
-          <w:rFonts w:ascii="Times New Roman" w:hAnsi="Times New Roman" w:cs="Times New Roman"/>
-          <w:b/>
-          <w:bCs/>
-          <w:sz w:val="24"/>
-          <w:szCs w:val="24"/>
-        </w:rPr>
-        <w:t>RA: 2310823</w:t>
-      </w:r>
-    </w:p>
-    <w:p>
-      <w:pPr>
-        <w:spacing w:after="0" w:line="360" w:lineRule="auto"/>
-        <w:jc w:val="both"/>
-        <w:rPr>
-          <w:rFonts w:ascii="Times New Roman" w:hAnsi="Times New Roman" w:cs="Times New Roman"/>
-          <w:b/>
-          <w:bCs/>
-          <w:sz w:val="24"/>
-          <w:szCs w:val="24"/>
-        </w:rPr>
-      </w:pPr>
-      <w:r>
-        <w:rPr>
-          <w:rFonts w:ascii="Times New Roman" w:hAnsi="Times New Roman" w:cs="Times New Roman"/>
-          <w:b/>
-          <w:bCs/>
-          <w:sz w:val="24"/>
-          <w:szCs w:val="24"/>
-        </w:rPr>
-        <w:t>Nome da disci</w:t>
-      </w:r>
-      <w:r>
-        <w:rPr>
-          <w:rFonts w:ascii="Times New Roman" w:hAnsi="Times New Roman" w:cs="Times New Roman"/>
-          <w:b/>
-          <w:bCs/>
-          <w:sz w:val="24"/>
-          <w:szCs w:val="24"/>
-        </w:rPr>
-        <w:t>plina:</w:t>
-      </w:r>
       <w:r>
         <w:rPr>
           <w:rFonts w:ascii="Times New Roman" w:hAnsi="Times New Roman" w:cs="Times New Roman"/>
           <w:sz w:val="24"/>
           <w:szCs w:val="24"/>
         </w:rPr>
-        <w:t xml:space="preserve"> </w:t>
+        <w:t xml:space="preserve"> – </w:t>
       </w:r>
       <w:r>
         <w:rPr>
@@ -170,6 +114,73 @@
           <w:sz w:val="24"/>
           <w:szCs w:val="24"/>
         </w:rPr>
+        <w:t>2310823</w:t>
+      </w:r>
+      <w:r>
+        <w:rPr>
+          <w:rFonts w:ascii="Times New Roman" w:hAnsi="Times New Roman" w:cs="Times New Roman"/>
+          <w:b/>
+          <w:bCs/>
+          <w:sz w:val="24"/>
+          <w:szCs w:val="24"/>
+        </w:rPr>
+        <w:t xml:space="preserve">, </w:t>
+      </w:r>
+      <w:r>
+        <w:rPr>
+          <w:rFonts w:ascii="Times New Roman" w:hAnsi="Times New Roman" w:cs="Times New Roman"/>
+          <w:sz w:val="24"/>
+          <w:szCs w:val="24"/>
+        </w:rPr>
+        <w:t>João Luccas Marques 2310209</w:t>
+      </w:r>
+    </w:p>
+    <w:p>
+      <w:pPr>
+        <w:spacing w:after="0" w:line="360" w:lineRule="auto"/>
+        <w:jc w:val="both"/>
+        <w:rPr>
+          <w:rFonts w:ascii="Times New Roman" w:hAnsi="Times New Roman" w:cs="Times New Roman"/>
+          <w:b/>
+          <w:bCs/>
+          <w:sz w:val="24"/>
+          <w:szCs w:val="24"/>
+        </w:rPr>
+      </w:pPr>
+      <w:r>
+        <w:rPr>
+          <w:rFonts w:ascii="Times New Roman" w:hAnsi="Times New Roman" w:cs="Times New Roman"/>
+          <w:b/>
+          <w:bCs/>
+          <w:sz w:val="24"/>
+          <w:szCs w:val="24"/>
+        </w:rPr>
+        <w:t>Nome da disci</w:t>
+      </w:r>
+      <w:r>
+        <w:rPr>
+          <w:rFonts w:ascii="Times New Roman" w:hAnsi="Times New Roman" w:cs="Times New Roman"/>
+          <w:b/>
+          <w:bCs/>
+          <w:sz w:val="24"/>
+          <w:szCs w:val="24"/>
+        </w:rPr>
+        <w:t>plina:</w:t>
+      </w:r>
+      <w:r>
+        <w:rPr>
+          <w:rFonts w:ascii="Times New Roman" w:hAnsi="Times New Roman" w:cs="Times New Roman"/>
+          <w:sz w:val="24"/>
+          <w:szCs w:val="24"/>
+        </w:rPr>
+        <w:t xml:space="preserve"> </w:t>
+      </w:r>
+      <w:r>
+        <w:rPr>
+          <w:rFonts w:ascii="Times New Roman" w:hAnsi="Times New Roman" w:cs="Times New Roman"/>
+          <w:sz w:val="24"/>
+          <w:szCs w:val="24"/>
+        </w:rPr>
         <w:t xml:space="preserve">Limite e derivada de uma variável </w:t>
       </w:r>
     </w:p>
@@ -311,57 +322,18 @@
         <w:rPr>
           <w:rFonts w:cstheme="minorHAnsi"/>
         </w:rPr>
-        <w:t xml:space="preserve">amplamente usada em aplicações da Web, desenvolvimento de software, ciência de dados e </w:t>
-      </w:r>
-      <w:proofErr w:type="spellStart"/>
+        <w:t xml:space="preserve">amplamente usada em aplicações da Web, desenvolvimento de software, ciência de dados e machine learning (ML). Os desenvolvedores usam o Python porque é eficiente e fácil de aprender e pode ser executada em muitas plataformas diferentes. </w:t>
+      </w:r>
+    </w:p>
+    <w:p>
       <w:r>
         <w:rPr>
           <w:rFonts w:cstheme="minorHAnsi"/>
         </w:rPr>
-        <w:t>machine</w:t>
-      </w:r>
-      <w:proofErr w:type="spellEnd"/>
-      <w:r>
-        <w:rPr>
-          <w:rFonts w:cstheme="minorHAnsi"/>
-        </w:rPr>
-        <w:t xml:space="preserve"> </w:t>
-      </w:r>
-      <w:proofErr w:type="spellStart"/>
-      <w:r>
-        <w:rPr>
-          <w:rFonts w:cstheme="minorHAnsi"/>
-        </w:rPr>
-        <w:t>learning</w:t>
-      </w:r>
-      <w:proofErr w:type="spellEnd"/>
-      <w:r>
-        <w:rPr>
-          <w:rFonts w:cstheme="minorHAnsi"/>
-        </w:rPr>
-        <w:t xml:space="preserve"> (ML). Os desenvolvedores usam o Python porque é eficiente e fácil de aprender e pode ser executada em muitas plataformas diferentes. </w:t>
-      </w:r>
-    </w:p>
-    <w:p>
-      <w:r>
-        <w:rPr>
-          <w:rFonts w:cstheme="minorHAnsi"/>
-        </w:rPr>
         <w:t xml:space="preserve">   </w:t>
       </w:r>
       <w:r>
-        <w:t xml:space="preserve">Criada por Guido van </w:t>
-      </w:r>
-      <w:proofErr w:type="spellStart"/>
-      <w:r>
-        <w:t>Rossum</w:t>
-      </w:r>
-      <w:proofErr w:type="spellEnd"/>
-      <w:r>
-        <w:t xml:space="preserve"> e lançada pela primeira vez em 1991, Python ganhou popularidade devido à sua simplicidade, clareza e uma grande comunidade de desenvolvedores ativos.</w:t>
-      </w:r>
-      <w:r>
-        <w:t xml:space="preserve"> </w:t>
+        <w:t xml:space="preserve">Criada por Guido van Rossum e lançada pela primeira vez em 1991, Python ganhou popularidade devido à sua simplicidade, clareza e uma grande comunidade de desenvolvedores ativos. </w:t>
       </w:r>
       <w:r>
         <w:rPr>
@@ -431,15 +403,7 @@
         </w:numPr>
       </w:pPr>
       <w:r>
-        <w:t xml:space="preserve">Multiplataforma: Python é compatível com várias plataformas, incluindo Windows, </w:t>
-      </w:r>
-      <w:proofErr w:type="spellStart"/>
-      <w:r>
-        <w:t>macOS</w:t>
-      </w:r>
-      <w:proofErr w:type="spellEnd"/>
-      <w:r>
-        <w:t xml:space="preserve"> e Linux.</w:t>
+        <w:t>Multiplataforma: Python é compatível com várias plataformas, incluindo Windows, macOS e Linux.</w:t>
       </w:r>
     </w:p>
     <w:p>
@@ -669,7 +633,15 @@
     </w:p>
     <w:p>
       <w:r>
-        <w:t xml:space="preserve">   A linguagem Python possui uma diversas funções e módulos que são relevante ao projeto. Abaixo destacarei os principais utilizados, e vale ressaltar que haverá muitas outras funções que não estram listadas abaixo.</w:t>
+        <w:t xml:space="preserve">   A linguagem Python possui uma diversas funções e módulos que são </w:t>
+      </w:r>
+      <w:proofErr w:type="gramStart"/>
+      <w:r>
+        <w:t>relevante</w:t>
+      </w:r>
+      <w:proofErr w:type="gramEnd"/>
+      <w:r>
+        <w:t xml:space="preserve"> ao projeto. Abaixo destacarei os principais utilizados, e vale ressaltar que haverá muitas outras funções que não estram listadas abaixo.</w:t>
       </w:r>
     </w:p>
     <w:p>
@@ -680,6 +652,7 @@
           <w:numId w:val="13"/>
         </w:numPr>
       </w:pPr>
+      <w:proofErr w:type="gramStart"/>
       <w:r>
         <w:rPr>
           <w:b/>
@@ -687,6 +660,7 @@
         </w:rPr>
         <w:t>input(</w:t>
       </w:r>
+      <w:proofErr w:type="gramEnd"/>
       <w:r>
         <w:rPr>
           <w:b/>
@@ -716,21 +690,12 @@
           <w:numId w:val="13"/>
         </w:numPr>
       </w:pPr>
-      <w:proofErr w:type="spellStart"/>
-      <w:r>
-        <w:rPr>
-          <w:b/>
-          <w:bCs/>
-        </w:rPr>
-        <w:t>math</w:t>
-      </w:r>
-      <w:proofErr w:type="spellEnd"/>
-      <w:r>
-        <w:rPr>
-          <w:b/>
-          <w:bCs/>
-        </w:rPr>
-        <w:t>:</w:t>
+      <w:r>
+        <w:rPr>
+          <w:b/>
+          <w:bCs/>
+        </w:rPr>
+        <w:t>math:</w:t>
       </w:r>
       <w:r>
         <w:t xml:space="preserve"> Módulo para operações matemáticas avançadas</w:t>
@@ -747,7 +712,6 @@
           <w:numId w:val="13"/>
         </w:numPr>
       </w:pPr>
-      <w:proofErr w:type="spellStart"/>
       <w:r>
         <w:rPr>
           <w:b/>
@@ -755,7 +719,6 @@
         </w:rPr>
         <w:t>numpy</w:t>
       </w:r>
-      <w:proofErr w:type="spellEnd"/>
       <w:r>
         <w:rPr>
           <w:b/>
@@ -764,15 +727,7 @@
         <w:t>:</w:t>
       </w:r>
       <w:r>
-        <w:t xml:space="preserve"> Biblioteca para computação científica e manipulação de </w:t>
-      </w:r>
-      <w:proofErr w:type="spellStart"/>
-      <w:r>
-        <w:t>arrays</w:t>
-      </w:r>
-      <w:proofErr w:type="spellEnd"/>
-      <w:r>
-        <w:t xml:space="preserve"> multidimensionais</w:t>
+        <w:t xml:space="preserve"> Biblioteca para computação científica e manipulação de arrays multidimensionais</w:t>
       </w:r>
       <w:r>
         <w:t>;</w:t>
@@ -786,21 +741,12 @@
           <w:numId w:val="13"/>
         </w:numPr>
       </w:pPr>
-      <w:proofErr w:type="spellStart"/>
-      <w:r>
-        <w:rPr>
-          <w:b/>
-          <w:bCs/>
-        </w:rPr>
-        <w:t>matplotlib</w:t>
-      </w:r>
-      <w:proofErr w:type="spellEnd"/>
-      <w:r>
-        <w:rPr>
-          <w:b/>
-          <w:bCs/>
-        </w:rPr>
-        <w:t>:</w:t>
+      <w:r>
+        <w:rPr>
+          <w:b/>
+          <w:bCs/>
+        </w:rPr>
+        <w:t>matplotlib:</w:t>
       </w:r>
       <w:r>
         <w:t xml:space="preserve"> Biblioteca para criação de gráficos e visualização de dados</w:t>
@@ -817,21 +763,12 @@
           <w:numId w:val="13"/>
         </w:numPr>
       </w:pPr>
-      <w:proofErr w:type="spellStart"/>
-      <w:r>
-        <w:rPr>
-          <w:b/>
-          <w:bCs/>
-        </w:rPr>
-        <w:t>sympy</w:t>
-      </w:r>
-      <w:proofErr w:type="spellEnd"/>
-      <w:r>
-        <w:rPr>
-          <w:b/>
-          <w:bCs/>
-        </w:rPr>
-        <w:t>:</w:t>
+      <w:r>
+        <w:rPr>
+          <w:b/>
+          <w:bCs/>
+        </w:rPr>
+        <w:t>sympy:</w:t>
       </w:r>
       <w:r>
         <w:t xml:space="preserve"> Biblioteca para matemática simbólica</w:t>
@@ -874,12 +811,21 @@
           <w:numId w:val="13"/>
         </w:numPr>
       </w:pPr>
-      <w:r>
-        <w:rPr>
-          <w:b/>
-          <w:bCs/>
-        </w:rPr>
-        <w:t>Format():</w:t>
+      <w:proofErr w:type="gramStart"/>
+      <w:r>
+        <w:rPr>
+          <w:b/>
+          <w:bCs/>
+        </w:rPr>
+        <w:t>Format(</w:t>
+      </w:r>
+      <w:proofErr w:type="gramEnd"/>
+      <w:r>
+        <w:rPr>
+          <w:b/>
+          <w:bCs/>
+        </w:rPr>
+        <w:t>):</w:t>
       </w:r>
       <w:r>
         <w:t xml:space="preserve"> </w:t>
@@ -889,33 +835,8 @@
           <w:rFonts w:cstheme="minorHAnsi"/>
           <w:shd w:val="clear" w:color="auto" w:fill="FAFBFC"/>
         </w:rPr>
-        <w:t xml:space="preserve">O método </w:t>
-      </w:r>
-      <w:proofErr w:type="spellStart"/>
-      <w:r>
-        <w:rPr>
-          <w:rFonts w:cstheme="minorHAnsi"/>
-          <w:shd w:val="clear" w:color="auto" w:fill="FAFBFC"/>
-        </w:rPr>
-        <w:t>format</w:t>
-      </w:r>
-      <w:proofErr w:type="spellEnd"/>
-      <w:r>
-        <w:rPr>
-          <w:rFonts w:cstheme="minorHAnsi"/>
-          <w:shd w:val="clear" w:color="auto" w:fill="FAFBFC"/>
-        </w:rPr>
-        <w:t xml:space="preserve">() permite manipular a saída da </w:t>
-      </w:r>
-      <w:proofErr w:type="spellStart"/>
-      <w:r>
-        <w:rPr>
-          <w:rFonts w:cstheme="minorHAnsi"/>
-          <w:shd w:val="clear" w:color="auto" w:fill="FAFBFC"/>
-        </w:rPr>
-        <w:t>string</w:t>
-      </w:r>
-      <w:proofErr w:type="spellEnd"/>
+        <w:t>O método format() permite manipular a saída da string</w:t>
+      </w:r>
       <w:r>
         <w:rPr>
           <w:rFonts w:cstheme="minorHAnsi"/>
@@ -932,21 +853,12 @@
           <w:numId w:val="13"/>
         </w:numPr>
       </w:pPr>
-      <w:proofErr w:type="spellStart"/>
-      <w:r>
-        <w:rPr>
-          <w:b/>
-          <w:bCs/>
-        </w:rPr>
-        <w:t>While</w:t>
-      </w:r>
-      <w:proofErr w:type="spellEnd"/>
-      <w:r>
-        <w:rPr>
-          <w:b/>
-          <w:bCs/>
-        </w:rPr>
-        <w:t>:</w:t>
+      <w:r>
+        <w:rPr>
+          <w:b/>
+          <w:bCs/>
+        </w:rPr>
+        <w:t>While:</w:t>
       </w:r>
       <w:r>
         <w:rPr>
@@ -956,15 +868,7 @@
         <w:t xml:space="preserve"> </w:t>
       </w:r>
       <w:r>
-        <w:t xml:space="preserve">O </w:t>
-      </w:r>
-      <w:proofErr w:type="spellStart"/>
-      <w:r>
-        <w:t>while</w:t>
-      </w:r>
-      <w:proofErr w:type="spellEnd"/>
-      <w:r>
-        <w:t xml:space="preserve"> é usado para criar um loop que executa um bloco de código repetidamente enquanto uma condição específica é verdadeira.</w:t>
+        <w:t>O while é usado para criar um loop que executa um bloco de código repetidamente enquanto uma condição específica é verdadeira.</w:t>
       </w:r>
     </w:p>
     <w:p/>
@@ -1047,13 +951,8 @@
           <w:numId w:val="1"/>
         </w:numPr>
       </w:pPr>
-      <w:proofErr w:type="spellStart"/>
-      <w:r>
-        <w:t>Amazon</w:t>
-      </w:r>
-      <w:proofErr w:type="spellEnd"/>
-      <w:r>
-        <w:t xml:space="preserve"> Web Services (AWS). (s.d.). O que é Python? </w:t>
+      <w:r>
+        <w:t xml:space="preserve">Amazon Web Services (AWS). (s.d.). O que é Python? </w:t>
       </w:r>
     </w:p>
     <w:p>
@@ -1061,10 +960,7 @@
         <w:pStyle w:val="PargrafodaLista"/>
       </w:pPr>
       <w:r>
-        <w:t>Disponível em:</w:t>
-      </w:r>
-      <w:r>
-        <w:t xml:space="preserve"> </w:t>
+        <w:t xml:space="preserve">Disponível em: </w:t>
       </w:r>
       <w:hyperlink r:id="rId8" w:history="1">
         <w:r>
@@ -1106,10 +1002,7 @@
         </w:r>
       </w:hyperlink>
       <w:r>
-        <w:t xml:space="preserve">. </w:t>
-      </w:r>
-      <w:r>
-        <w:t>Acesso em: 07 de setembro de 2023.</w:t>
+        <w:t>. Acesso em: 07 de setembro de 2023.</w:t>
       </w:r>
     </w:p>
     <w:p>
@@ -1120,13 +1013,8 @@
           <w:numId w:val="1"/>
         </w:numPr>
       </w:pPr>
-      <w:proofErr w:type="spellStart"/>
-      <w:r>
-        <w:t>Canaltech</w:t>
-      </w:r>
-      <w:proofErr w:type="spellEnd"/>
-      <w:r>
-        <w:t xml:space="preserve">. (s.d.). Quatro desvantagens do Python em relação a outras linguagens de programação. Disponível em: </w:t>
+      <w:r>
+        <w:t xml:space="preserve">Canaltech. (s.d.). Quatro desvantagens do Python em relação a outras linguagens de programação. Disponível em: </w:t>
       </w:r>
       <w:hyperlink r:id="rId10" w:history="1">
         <w:r>
@@ -1137,10 +1025,7 @@
         </w:r>
       </w:hyperlink>
       <w:r>
-        <w:t xml:space="preserve">. </w:t>
-      </w:r>
-      <w:r>
-        <w:t>Acesso em: 07 de setembro de 2023.</w:t>
+        <w:t>. Acesso em: 07 de setembro de 2023.</w:t>
       </w:r>
     </w:p>
     <w:p>
@@ -1171,10 +1056,7 @@
         </w:r>
       </w:hyperlink>
       <w:r>
-        <w:t xml:space="preserve">. </w:t>
-      </w:r>
-      <w:r>
-        <w:t>Acesso em: 07 de setembro de 2023.</w:t>
+        <w:t>. Acesso em: 07 de setembro de 2023.</w:t>
       </w:r>
     </w:p>
     <w:sectPr>
